--- a/docs/经济运行分析平台用户手册.docx
+++ b/docs/经济运行分析平台用户手册.docx
@@ -370,25 +370,7 @@
           <w:sz w:val="28"/>
           <w:szCs w:val="28"/>
         </w:rPr>
-        <w:t>，专注于高频时间序列数据的多维</w:t>
-      </w:r>
-      <w:proofErr w:type="gramStart"/>
-      <w:r>
-        <w:rPr>
-          <w:rFonts w:ascii="Times New Roman" w:eastAsia="华文宋体" w:hAnsi="Times New Roman"/>
-          <w:sz w:val="28"/>
-          <w:szCs w:val="28"/>
-        </w:rPr>
-        <w:t>度分析</w:t>
-      </w:r>
-      <w:proofErr w:type="gramEnd"/>
-      <w:r>
-        <w:rPr>
-          <w:rFonts w:ascii="Times New Roman" w:eastAsia="华文宋体" w:hAnsi="Times New Roman"/>
-          <w:sz w:val="28"/>
-          <w:szCs w:val="28"/>
-        </w:rPr>
-        <w:t>与预测。</w:t>
+        <w:t>，专注于高频时间序列数据的多维度分析与预测。</w:t>
       </w:r>
       <w:r>
         <w:rPr>
@@ -404,25 +386,7 @@
           <w:sz w:val="28"/>
           <w:szCs w:val="28"/>
         </w:rPr>
-        <w:t>平台采用模块化设计，支持多</w:t>
-      </w:r>
-      <w:proofErr w:type="gramStart"/>
-      <w:r>
-        <w:rPr>
-          <w:rFonts w:ascii="Times New Roman" w:eastAsia="华文宋体" w:hAnsi="Times New Roman"/>
-          <w:sz w:val="28"/>
-          <w:szCs w:val="28"/>
-        </w:rPr>
-        <w:t>源数据</w:t>
-      </w:r>
-      <w:proofErr w:type="gramEnd"/>
-      <w:r>
-        <w:rPr>
-          <w:rFonts w:ascii="Times New Roman" w:eastAsia="华文宋体" w:hAnsi="Times New Roman"/>
-          <w:sz w:val="28"/>
-          <w:szCs w:val="28"/>
-        </w:rPr>
-        <w:t>接入、实时预览、统计分析、动态因子模型预测和深度数据探索等功能。</w:t>
+        <w:t>平台采用模块化设计，支持多源数据接入、实时预览、统计分析、动态因子模型预测和深度数据探索等功能。</w:t>
       </w:r>
       <w:r>
         <w:rPr>
@@ -772,25 +736,7 @@
           <w:sz w:val="28"/>
           <w:szCs w:val="28"/>
         </w:rPr>
-        <w:t>，分出口依赖行业和上中下游行业对工业增加值同比增速</w:t>
-      </w:r>
-      <w:proofErr w:type="gramStart"/>
-      <w:r>
-        <w:rPr>
-          <w:rFonts w:ascii="Times New Roman" w:eastAsia="华文宋体" w:hAnsi="Times New Roman" w:hint="eastAsia"/>
-          <w:sz w:val="28"/>
-          <w:szCs w:val="28"/>
-        </w:rPr>
-        <w:t>拉动率</w:t>
-      </w:r>
-      <w:proofErr w:type="gramEnd"/>
-      <w:r>
-        <w:rPr>
-          <w:rFonts w:ascii="Times New Roman" w:eastAsia="华文宋体" w:hAnsi="Times New Roman" w:hint="eastAsia"/>
-          <w:sz w:val="28"/>
-          <w:szCs w:val="28"/>
-        </w:rPr>
-        <w:t>分析。</w:t>
+        <w:t>，分出口依赖行业和上中下游行业对工业增加值同比增速拉动率分析。</w:t>
       </w:r>
     </w:p>
     <w:p>
@@ -1071,25 +1017,7 @@
           <w:sz w:val="28"/>
           <w:szCs w:val="28"/>
         </w:rPr>
-        <w:t>信息量两种统计算法可进一步</w:t>
-      </w:r>
-      <w:proofErr w:type="gramStart"/>
-      <w:r>
-        <w:rPr>
-          <w:rFonts w:ascii="Times New Roman" w:eastAsia="华文宋体" w:hAnsi="Times New Roman" w:hint="eastAsia"/>
-          <w:sz w:val="28"/>
-          <w:szCs w:val="28"/>
-        </w:rPr>
-        <w:t>研</w:t>
-      </w:r>
-      <w:proofErr w:type="gramEnd"/>
-      <w:r>
-        <w:rPr>
-          <w:rFonts w:ascii="Times New Roman" w:eastAsia="华文宋体" w:hAnsi="Times New Roman" w:hint="eastAsia"/>
-          <w:sz w:val="28"/>
-          <w:szCs w:val="28"/>
-        </w:rPr>
-        <w:t>判一组变动相关性较强的时间序列是否为同步关系还是领先滞后关系并计算两个时间序列之间的领先滞后阶数。</w:t>
+        <w:t>信息量两种统计算法可进一步研判一组变动相关性较强的时间序列是否为同步关系还是领先滞后关系并计算两个时间序列之间的领先滞后阶数。</w:t>
       </w:r>
     </w:p>
     <w:p>
@@ -2274,25 +2202,7 @@
           <w:sz w:val="28"/>
           <w:szCs w:val="28"/>
         </w:rPr>
-        <w:t>按钮并上传数据库，系统将自动处理数据库中的数据。处理完成后，将</w:t>
-      </w:r>
-      <w:proofErr w:type="gramStart"/>
-      <w:r>
-        <w:rPr>
-          <w:rFonts w:ascii="Times New Roman" w:eastAsia="华文宋体" w:hAnsi="Times New Roman" w:hint="eastAsia"/>
-          <w:sz w:val="28"/>
-          <w:szCs w:val="28"/>
-        </w:rPr>
-        <w:t>在上传器下面</w:t>
-      </w:r>
-      <w:proofErr w:type="gramEnd"/>
-      <w:r>
-        <w:rPr>
-          <w:rFonts w:ascii="Times New Roman" w:eastAsia="华文宋体" w:hAnsi="Times New Roman" w:hint="eastAsia"/>
-          <w:sz w:val="28"/>
-          <w:szCs w:val="28"/>
-        </w:rPr>
-        <w:t>显示“数据处理完成（</w:t>
+        <w:t>按钮并上传数据库，系统将自动处理数据库中的数据。处理完成后，将在上传器下面显示“数据处理完成（</w:t>
       </w:r>
       <w:r>
         <w:rPr>
@@ -2637,25 +2547,7 @@
           <w:szCs w:val="28"/>
         </w:rPr>
         <w:lastRenderedPageBreak/>
-        <w:t>类型、</w:t>
-      </w:r>
-      <w:proofErr w:type="gramStart"/>
-      <w:r>
-        <w:rPr>
-          <w:rFonts w:ascii="Times New Roman" w:eastAsia="华文宋体" w:hAnsi="Times New Roman" w:hint="eastAsia"/>
-          <w:sz w:val="28"/>
-          <w:szCs w:val="28"/>
-        </w:rPr>
-        <w:t>旬度频率</w:t>
-      </w:r>
-      <w:proofErr w:type="gramEnd"/>
-      <w:r>
-        <w:rPr>
-          <w:rFonts w:ascii="Times New Roman" w:eastAsia="华文宋体" w:hAnsi="Times New Roman" w:hint="eastAsia"/>
-          <w:sz w:val="28"/>
-          <w:szCs w:val="28"/>
-        </w:rPr>
-        <w:t>的指标最多。</w:t>
+        <w:t>类型、旬度频率的指标最多。</w:t>
       </w:r>
     </w:p>
     <w:p>
@@ -2845,7 +2737,6 @@
         </w:rPr>
         <w:t>数据</w:t>
       </w:r>
-      <w:proofErr w:type="gramStart"/>
       <w:r>
         <w:rPr>
           <w:rFonts w:ascii="Times New Roman" w:eastAsia="华文宋体" w:hAnsi="Times New Roman" w:hint="eastAsia"/>
@@ -2854,7 +2745,6 @@
         </w:rPr>
         <w:t>缺失率</w:t>
       </w:r>
-      <w:proofErr w:type="gramEnd"/>
       <w:r>
         <w:rPr>
           <w:rStyle w:val="a5"/>
@@ -4706,15 +4596,7 @@
           <w:sz w:val="28"/>
           <w:szCs w:val="28"/>
         </w:rPr>
-        <w:t>和</w:t>
-      </w:r>
-      <w:r>
-        <w:rPr>
-          <w:rFonts w:ascii="Times New Roman" w:eastAsia="华文宋体" w:hAnsi="Times New Roman" w:hint="eastAsia"/>
-          <w:sz w:val="28"/>
-          <w:szCs w:val="28"/>
-        </w:rPr>
-        <w:t>工业企</w:t>
+        <w:t>和工业企</w:t>
       </w:r>
       <w:r>
         <w:rPr>
@@ -4723,15 +4605,7 @@
           <w:szCs w:val="28"/>
         </w:rPr>
         <w:lastRenderedPageBreak/>
-        <w:t>业利润分析</w:t>
-      </w:r>
-      <w:r>
-        <w:rPr>
-          <w:rFonts w:ascii="Times New Roman" w:eastAsia="华文宋体" w:hAnsi="Times New Roman" w:hint="eastAsia"/>
-          <w:sz w:val="28"/>
-          <w:szCs w:val="28"/>
-        </w:rPr>
-        <w:t>从宏观视角</w:t>
+        <w:t>业利润分析从宏观视角</w:t>
       </w:r>
       <w:r>
         <w:rPr>
@@ -4895,25 +4769,7 @@
           <w:sz w:val="28"/>
           <w:szCs w:val="28"/>
         </w:rPr>
-        <w:t>进行</w:t>
-      </w:r>
-      <w:proofErr w:type="gramStart"/>
-      <w:r>
-        <w:rPr>
-          <w:rFonts w:ascii="Times New Roman" w:eastAsia="华文宋体" w:hAnsi="Times New Roman" w:hint="eastAsia"/>
-          <w:sz w:val="28"/>
-          <w:szCs w:val="28"/>
-        </w:rPr>
-        <w:t>拉动率</w:t>
-      </w:r>
-      <w:proofErr w:type="gramEnd"/>
-      <w:r>
-        <w:rPr>
-          <w:rFonts w:ascii="Times New Roman" w:eastAsia="华文宋体" w:hAnsi="Times New Roman" w:hint="eastAsia"/>
-          <w:sz w:val="28"/>
-          <w:szCs w:val="28"/>
-        </w:rPr>
-        <w:t>分析</w:t>
+        <w:t>进行拉动率分析</w:t>
       </w:r>
       <w:r>
         <w:rPr>
@@ -4930,43 +4786,7 @@
           <w:sz w:val="28"/>
           <w:szCs w:val="28"/>
         </w:rPr>
-        <w:t>，</w:t>
-      </w:r>
-      <w:proofErr w:type="gramStart"/>
-      <w:r>
-        <w:rPr>
-          <w:rFonts w:ascii="Times New Roman" w:eastAsia="华文宋体" w:hAnsi="Times New Roman" w:hint="eastAsia"/>
-          <w:sz w:val="28"/>
-          <w:szCs w:val="28"/>
-        </w:rPr>
-        <w:t>拉动率</w:t>
-      </w:r>
-      <w:proofErr w:type="gramEnd"/>
-      <w:r>
-        <w:rPr>
-          <w:rFonts w:ascii="Times New Roman" w:eastAsia="华文宋体" w:hAnsi="Times New Roman" w:hint="eastAsia"/>
-          <w:sz w:val="28"/>
-          <w:szCs w:val="28"/>
-        </w:rPr>
-        <w:t>相比于同比增速的优势在于其不仅能反映行业增加值同比增速的增减，还能体现其对工业增加</w:t>
-      </w:r>
-      <w:proofErr w:type="gramStart"/>
-      <w:r>
-        <w:rPr>
-          <w:rFonts w:ascii="Times New Roman" w:eastAsia="华文宋体" w:hAnsi="Times New Roman" w:hint="eastAsia"/>
-          <w:sz w:val="28"/>
-          <w:szCs w:val="28"/>
-        </w:rPr>
-        <w:t>值整体</w:t>
-      </w:r>
-      <w:proofErr w:type="gramEnd"/>
-      <w:r>
-        <w:rPr>
-          <w:rFonts w:ascii="Times New Roman" w:eastAsia="华文宋体" w:hAnsi="Times New Roman" w:hint="eastAsia"/>
-          <w:sz w:val="28"/>
-          <w:szCs w:val="28"/>
-        </w:rPr>
-        <w:t>增速的影响。</w:t>
+        <w:t>，拉动率相比于同比增速的优势在于其不仅能反映行业增加值同比增速的增减，还能体现其对工业增加值整体增速的影响。</w:t>
       </w:r>
     </w:p>
     <w:p>
@@ -5074,23 +4894,13 @@
         </w:rPr>
         <w:t>的</w:t>
       </w:r>
-      <w:proofErr w:type="gramStart"/>
-      <w:r>
-        <w:rPr>
-          <w:rFonts w:ascii="Times New Roman" w:eastAsia="华文宋体" w:hAnsi="Times New Roman" w:hint="eastAsia"/>
-          <w:sz w:val="28"/>
-          <w:szCs w:val="28"/>
-        </w:rPr>
-        <w:t>拉动率</w:t>
-      </w:r>
-      <w:proofErr w:type="gramEnd"/>
-      <w:r>
-        <w:rPr>
-          <w:rFonts w:ascii="Times New Roman" w:eastAsia="华文宋体" w:hAnsi="Times New Roman" w:hint="eastAsia"/>
-          <w:sz w:val="28"/>
-          <w:szCs w:val="28"/>
-        </w:rPr>
-        <w:t>时间序列，可以看到工业</w:t>
+      <w:r>
+        <w:rPr>
+          <w:rFonts w:ascii="Times New Roman" w:eastAsia="华文宋体" w:hAnsi="Times New Roman" w:hint="eastAsia"/>
+          <w:sz w:val="28"/>
+          <w:szCs w:val="28"/>
+        </w:rPr>
+        <w:t>拉动率时间序列，可以看到工业</w:t>
       </w:r>
       <w:r>
         <w:rPr>
@@ -5164,23 +4974,13 @@
         </w:rPr>
         <w:t>制造业的</w:t>
       </w:r>
-      <w:proofErr w:type="gramStart"/>
-      <w:r>
-        <w:rPr>
-          <w:rFonts w:ascii="Times New Roman" w:eastAsia="华文宋体" w:hAnsi="Times New Roman" w:hint="eastAsia"/>
-          <w:sz w:val="28"/>
-          <w:szCs w:val="28"/>
-        </w:rPr>
-        <w:t>拉动率</w:t>
-      </w:r>
-      <w:proofErr w:type="gramEnd"/>
-      <w:r>
-        <w:rPr>
-          <w:rFonts w:ascii="Times New Roman" w:eastAsia="华文宋体" w:hAnsi="Times New Roman" w:hint="eastAsia"/>
-          <w:sz w:val="28"/>
-          <w:szCs w:val="28"/>
-        </w:rPr>
-        <w:t>是最高的</w:t>
+      <w:r>
+        <w:rPr>
+          <w:rFonts w:ascii="Times New Roman" w:eastAsia="华文宋体" w:hAnsi="Times New Roman" w:hint="eastAsia"/>
+          <w:sz w:val="28"/>
+          <w:szCs w:val="28"/>
+        </w:rPr>
+        <w:t>拉动率是最高的</w:t>
       </w:r>
       <w:r>
         <w:rPr>
@@ -5286,25 +5086,7 @@
           <w:sz w:val="28"/>
           <w:szCs w:val="28"/>
         </w:rPr>
-        <w:t>图左上角的时间</w:t>
-      </w:r>
-      <w:proofErr w:type="gramStart"/>
-      <w:r>
-        <w:rPr>
-          <w:rFonts w:ascii="Times New Roman" w:eastAsia="华文宋体" w:hAnsi="Times New Roman" w:hint="eastAsia"/>
-          <w:sz w:val="28"/>
-          <w:szCs w:val="28"/>
-        </w:rPr>
-        <w:t>筛选器</w:t>
-      </w:r>
-      <w:proofErr w:type="gramEnd"/>
-      <w:r>
-        <w:rPr>
-          <w:rFonts w:ascii="Times New Roman" w:eastAsia="华文宋体" w:hAnsi="Times New Roman" w:hint="eastAsia"/>
-          <w:sz w:val="28"/>
-          <w:szCs w:val="28"/>
-        </w:rPr>
-        <w:t>以选择图表的</w:t>
+        <w:t>图左上角的时间筛选器以选择图表的</w:t>
       </w:r>
       <w:r>
         <w:rPr>
@@ -5344,25 +5126,7 @@
           <w:sz w:val="28"/>
           <w:szCs w:val="28"/>
         </w:rPr>
-        <w:t>）可以下载全部时间范围的</w:t>
-      </w:r>
-      <w:proofErr w:type="gramStart"/>
-      <w:r>
-        <w:rPr>
-          <w:rFonts w:ascii="Times New Roman" w:eastAsia="华文宋体" w:hAnsi="Times New Roman" w:hint="eastAsia"/>
-          <w:sz w:val="28"/>
-          <w:szCs w:val="28"/>
-        </w:rPr>
-        <w:t>拉动率数据</w:t>
-      </w:r>
-      <w:proofErr w:type="gramEnd"/>
-      <w:r>
-        <w:rPr>
-          <w:rFonts w:ascii="Times New Roman" w:eastAsia="华文宋体" w:hAnsi="Times New Roman" w:hint="eastAsia"/>
-          <w:sz w:val="28"/>
-          <w:szCs w:val="28"/>
-        </w:rPr>
-        <w:t>。</w:t>
+        <w:t>）可以下载全部时间范围的拉动率数据。</w:t>
       </w:r>
     </w:p>
     <w:p>
@@ -5607,25 +5371,7 @@
           <w:sz w:val="28"/>
           <w:szCs w:val="28"/>
         </w:rPr>
-        <w:t>年下半年开始，受中美“关税战”影响，高出口依赖行业的</w:t>
-      </w:r>
-      <w:proofErr w:type="gramStart"/>
-      <w:r>
-        <w:rPr>
-          <w:rFonts w:ascii="Times New Roman" w:eastAsia="华文宋体" w:hAnsi="Times New Roman" w:hint="eastAsia"/>
-          <w:sz w:val="28"/>
-          <w:szCs w:val="28"/>
-        </w:rPr>
-        <w:t>拉动率</w:t>
-      </w:r>
-      <w:proofErr w:type="gramEnd"/>
-      <w:r>
-        <w:rPr>
-          <w:rFonts w:ascii="Times New Roman" w:eastAsia="华文宋体" w:hAnsi="Times New Roman" w:hint="eastAsia"/>
-          <w:sz w:val="28"/>
-          <w:szCs w:val="28"/>
-        </w:rPr>
-        <w:t>在快速走低。需要说明的是，该图仅支持短、中期分析，在长期中</w:t>
+        <w:t>年下半年开始，受中美“关税战”影响，高出口依赖行业的拉动率在快速走低。需要说明的是，该图仅支持短、中期分析，在长期中</w:t>
       </w:r>
       <w:r>
         <w:rPr>
@@ -5825,18 +5571,8 @@
           <w:sz w:val="28"/>
           <w:szCs w:val="28"/>
         </w:rPr>
-        <w:t>从工业上、中、下游视角分析</w:t>
-      </w:r>
-      <w:proofErr w:type="gramStart"/>
-      <w:r>
-        <w:rPr>
-          <w:rFonts w:ascii="Times New Roman" w:eastAsia="华文宋体" w:hAnsi="Times New Roman" w:hint="eastAsia"/>
-          <w:sz w:val="28"/>
-          <w:szCs w:val="28"/>
-        </w:rPr>
-        <w:t>拉动率</w:t>
-      </w:r>
-      <w:proofErr w:type="gramEnd"/>
+        <w:t>从工业上、中、下游视角分析拉动率</w:t>
+      </w:r>
       <w:r>
         <w:rPr>
           <w:rFonts w:ascii="Times New Roman" w:eastAsia="华文宋体" w:hAnsi="Times New Roman" w:hint="eastAsia"/>
@@ -6296,17 +6032,8 @@
                 <w:rFonts w:ascii="华文宋体" w:eastAsia="华文宋体" w:hAnsi="华文宋体" w:hint="eastAsia"/>
                 <w:szCs w:val="21"/>
               </w:rPr>
-              <w:t>煤炭开采和</w:t>
+              <w:t>煤炭开采和洗选业</w:t>
             </w:r>
-            <w:proofErr w:type="gramStart"/>
-            <w:r>
-              <w:rPr>
-                <w:rFonts w:ascii="华文宋体" w:eastAsia="华文宋体" w:hAnsi="华文宋体" w:hint="eastAsia"/>
-                <w:szCs w:val="21"/>
-              </w:rPr>
-              <w:t>洗选业</w:t>
-            </w:r>
-            <w:proofErr w:type="gramEnd"/>
           </w:p>
         </w:tc>
         <w:tc>
@@ -7467,23 +7194,7 @@
                 <w:rFonts w:ascii="华文宋体" w:eastAsia="华文宋体" w:hAnsi="华文宋体" w:hint="eastAsia"/>
                 <w:szCs w:val="21"/>
               </w:rPr>
-              <w:t>木材加工和</w:t>
-            </w:r>
-            <w:proofErr w:type="gramStart"/>
-            <w:r>
-              <w:rPr>
-                <w:rFonts w:ascii="华文宋体" w:eastAsia="华文宋体" w:hAnsi="华文宋体" w:hint="eastAsia"/>
-                <w:szCs w:val="21"/>
-              </w:rPr>
-              <w:t>木、</w:t>
-            </w:r>
-            <w:proofErr w:type="gramEnd"/>
-            <w:r>
-              <w:rPr>
-                <w:rFonts w:ascii="华文宋体" w:eastAsia="华文宋体" w:hAnsi="华文宋体" w:hint="eastAsia"/>
-                <w:szCs w:val="21"/>
-              </w:rPr>
-              <w:t>竹、藤、棕、草制品业</w:t>
+              <w:t>木材加工和木、竹、藤、棕、草制品业</w:t>
             </w:r>
           </w:p>
         </w:tc>
@@ -7943,25 +7654,7 @@
           <w:sz w:val="28"/>
           <w:szCs w:val="28"/>
         </w:rPr>
-        <w:t>年上中下游行业</w:t>
-      </w:r>
-      <w:proofErr w:type="gramStart"/>
-      <w:r>
-        <w:rPr>
-          <w:rFonts w:ascii="Times New Roman" w:eastAsia="华文宋体" w:hAnsi="Times New Roman" w:hint="eastAsia"/>
-          <w:sz w:val="28"/>
-          <w:szCs w:val="28"/>
-        </w:rPr>
-        <w:t>拉动率</w:t>
-      </w:r>
-      <w:proofErr w:type="gramEnd"/>
-      <w:r>
-        <w:rPr>
-          <w:rFonts w:ascii="Times New Roman" w:eastAsia="华文宋体" w:hAnsi="Times New Roman" w:hint="eastAsia"/>
-          <w:sz w:val="28"/>
-          <w:szCs w:val="28"/>
-        </w:rPr>
-        <w:t>的变化</w:t>
+        <w:t>年上中下游行业拉动率的变化</w:t>
       </w:r>
       <w:r>
         <w:rPr>
@@ -7993,43 +7686,7 @@
           <w:sz w:val="28"/>
           <w:szCs w:val="28"/>
         </w:rPr>
-        <w:t>年开始，中游机械的</w:t>
-      </w:r>
-      <w:proofErr w:type="gramStart"/>
-      <w:r>
-        <w:rPr>
-          <w:rFonts w:ascii="Times New Roman" w:eastAsia="华文宋体" w:hAnsi="Times New Roman" w:hint="eastAsia"/>
-          <w:sz w:val="28"/>
-          <w:szCs w:val="28"/>
-        </w:rPr>
-        <w:t>拉动率</w:t>
-      </w:r>
-      <w:proofErr w:type="gramEnd"/>
-      <w:r>
-        <w:rPr>
-          <w:rFonts w:ascii="Times New Roman" w:eastAsia="华文宋体" w:hAnsi="Times New Roman" w:hint="eastAsia"/>
-          <w:sz w:val="28"/>
-          <w:szCs w:val="28"/>
-        </w:rPr>
-        <w:t>与下游消费的</w:t>
-      </w:r>
-      <w:proofErr w:type="gramStart"/>
-      <w:r>
-        <w:rPr>
-          <w:rFonts w:ascii="Times New Roman" w:eastAsia="华文宋体" w:hAnsi="Times New Roman" w:hint="eastAsia"/>
-          <w:sz w:val="28"/>
-          <w:szCs w:val="28"/>
-        </w:rPr>
-        <w:t>拉动率</w:t>
-      </w:r>
-      <w:proofErr w:type="gramEnd"/>
-      <w:r>
-        <w:rPr>
-          <w:rFonts w:ascii="Times New Roman" w:eastAsia="华文宋体" w:hAnsi="Times New Roman" w:hint="eastAsia"/>
-          <w:sz w:val="28"/>
-          <w:szCs w:val="28"/>
-        </w:rPr>
-        <w:t>之间的裂口开始显著增大，这表明制造业产能扩张与消费需求不振的</w:t>
+        <w:t>年开始，中游机械的拉动率与下游消费的拉动率之间的裂口开始显著增大，这表明制造业产能扩张与消费需求不振的</w:t>
       </w:r>
       <w:r>
         <w:rPr>
@@ -8190,25 +7847,110 @@
           <w:szCs w:val="28"/>
         </w:rPr>
       </w:pPr>
-      <w:proofErr w:type="gramStart"/>
-      <w:r>
-        <w:rPr>
-          <w:rFonts w:ascii="Times New Roman" w:eastAsia="华文宋体" w:hAnsi="Times New Roman" w:hint="eastAsia"/>
-          <w:sz w:val="28"/>
-          <w:szCs w:val="28"/>
-        </w:rPr>
-        <w:t>拉动率月度</w:t>
-      </w:r>
-      <w:proofErr w:type="gramEnd"/>
-      <w:r>
-        <w:rPr>
-          <w:rFonts w:ascii="Times New Roman" w:eastAsia="华文宋体" w:hAnsi="Times New Roman" w:hint="eastAsia"/>
-          <w:sz w:val="28"/>
-          <w:szCs w:val="28"/>
-        </w:rPr>
-        <w:t>变化分析统计了不同分组下</w:t>
-      </w:r>
-      <w:proofErr w:type="gramStart"/>
+      <w:r>
+        <w:rPr>
+          <w:rFonts w:ascii="Times New Roman" w:eastAsia="华文宋体" w:hAnsi="Times New Roman" w:hint="eastAsia"/>
+          <w:sz w:val="28"/>
+          <w:szCs w:val="28"/>
+        </w:rPr>
+        <w:t>拉动率月度变化分析统计了不同分组下拉动率相比上月增长（为正）和下降（为负）的行业个数（图</w:t>
+      </w:r>
+      <w:r>
+        <w:rPr>
+          <w:rFonts w:ascii="Times New Roman" w:eastAsia="华文宋体" w:hAnsi="Times New Roman" w:hint="eastAsia"/>
+          <w:sz w:val="28"/>
+          <w:szCs w:val="28"/>
+        </w:rPr>
+        <w:t>3</w:t>
+      </w:r>
+      <w:r>
+        <w:rPr>
+          <w:rFonts w:ascii="Times New Roman" w:eastAsia="华文宋体" w:hAnsi="Times New Roman"/>
+          <w:sz w:val="28"/>
+          <w:szCs w:val="28"/>
+        </w:rPr>
+        <w:t>.2.4</w:t>
+      </w:r>
+      <w:r>
+        <w:rPr>
+          <w:rFonts w:ascii="Times New Roman" w:eastAsia="华文宋体" w:hAnsi="Times New Roman" w:hint="eastAsia"/>
+          <w:sz w:val="28"/>
+          <w:szCs w:val="28"/>
+        </w:rPr>
+        <w:t>）。</w:t>
+      </w:r>
+      <w:r>
+        <w:rPr>
+          <w:rFonts w:ascii="Times New Roman" w:eastAsia="华文宋体" w:hAnsi="Times New Roman" w:hint="eastAsia"/>
+          <w:sz w:val="28"/>
+          <w:szCs w:val="28"/>
+        </w:rPr>
+        <w:t>如图所示，</w:t>
+      </w:r>
+      <w:r>
+        <w:rPr>
+          <w:rFonts w:ascii="Times New Roman" w:eastAsia="华文宋体" w:hAnsi="Times New Roman" w:hint="eastAsia"/>
+          <w:sz w:val="28"/>
+          <w:szCs w:val="28"/>
+        </w:rPr>
+        <w:t>2</w:t>
+      </w:r>
+      <w:r>
+        <w:rPr>
+          <w:rFonts w:ascii="Times New Roman" w:eastAsia="华文宋体" w:hAnsi="Times New Roman"/>
+          <w:sz w:val="28"/>
+          <w:szCs w:val="28"/>
+        </w:rPr>
+        <w:t>025</w:t>
+      </w:r>
+      <w:r>
+        <w:rPr>
+          <w:rFonts w:ascii="Times New Roman" w:eastAsia="华文宋体" w:hAnsi="Times New Roman" w:hint="eastAsia"/>
+          <w:sz w:val="28"/>
+          <w:szCs w:val="28"/>
+        </w:rPr>
+        <w:t>年</w:t>
+      </w:r>
+      <w:r>
+        <w:rPr>
+          <w:rFonts w:ascii="Times New Roman" w:eastAsia="华文宋体" w:hAnsi="Times New Roman"/>
+          <w:sz w:val="28"/>
+          <w:szCs w:val="28"/>
+        </w:rPr>
+        <w:t>8</w:t>
+      </w:r>
+      <w:r>
+        <w:rPr>
+          <w:rFonts w:ascii="Times New Roman" w:eastAsia="华文宋体" w:hAnsi="Times New Roman" w:hint="eastAsia"/>
+          <w:sz w:val="28"/>
+          <w:szCs w:val="28"/>
+        </w:rPr>
+        <w:t>至</w:t>
+      </w:r>
+      <w:r>
+        <w:rPr>
+          <w:rFonts w:ascii="Times New Roman" w:eastAsia="华文宋体" w:hAnsi="Times New Roman"/>
+          <w:sz w:val="28"/>
+          <w:szCs w:val="28"/>
+        </w:rPr>
+        <w:t>9</w:t>
+      </w:r>
+      <w:r>
+        <w:rPr>
+          <w:rFonts w:ascii="Times New Roman" w:eastAsia="华文宋体" w:hAnsi="Times New Roman" w:hint="eastAsia"/>
+          <w:sz w:val="28"/>
+          <w:szCs w:val="28"/>
+        </w:rPr>
+        <w:t>月</w:t>
+      </w:r>
+      <w:r>
+        <w:rPr>
+          <w:rFonts w:ascii="Times New Roman" w:eastAsia="华文宋体" w:hAnsi="Times New Roman" w:hint="eastAsia"/>
+          <w:sz w:val="28"/>
+          <w:szCs w:val="28"/>
+        </w:rPr>
+        <w:t>绝大部分行业的</w:t>
+      </w:r>
       <w:r>
         <w:rPr>
           <w:rFonts w:ascii="Times New Roman" w:eastAsia="华文宋体" w:hAnsi="Times New Roman" w:hint="eastAsia"/>
@@ -8217,121 +7959,6 @@
         </w:rPr>
         <w:t>拉动率</w:t>
       </w:r>
-      <w:proofErr w:type="gramEnd"/>
-      <w:r>
-        <w:rPr>
-          <w:rFonts w:ascii="Times New Roman" w:eastAsia="华文宋体" w:hAnsi="Times New Roman" w:hint="eastAsia"/>
-          <w:sz w:val="28"/>
-          <w:szCs w:val="28"/>
-        </w:rPr>
-        <w:t>相比上月增长（为正）和下降（为负）的行业个数（图</w:t>
-      </w:r>
-      <w:r>
-        <w:rPr>
-          <w:rFonts w:ascii="Times New Roman" w:eastAsia="华文宋体" w:hAnsi="Times New Roman" w:hint="eastAsia"/>
-          <w:sz w:val="28"/>
-          <w:szCs w:val="28"/>
-        </w:rPr>
-        <w:t>3</w:t>
-      </w:r>
-      <w:r>
-        <w:rPr>
-          <w:rFonts w:ascii="Times New Roman" w:eastAsia="华文宋体" w:hAnsi="Times New Roman"/>
-          <w:sz w:val="28"/>
-          <w:szCs w:val="28"/>
-        </w:rPr>
-        <w:t>.2.4</w:t>
-      </w:r>
-      <w:r>
-        <w:rPr>
-          <w:rFonts w:ascii="Times New Roman" w:eastAsia="华文宋体" w:hAnsi="Times New Roman" w:hint="eastAsia"/>
-          <w:sz w:val="28"/>
-          <w:szCs w:val="28"/>
-        </w:rPr>
-        <w:t>）。</w:t>
-      </w:r>
-      <w:r>
-        <w:rPr>
-          <w:rFonts w:ascii="Times New Roman" w:eastAsia="华文宋体" w:hAnsi="Times New Roman" w:hint="eastAsia"/>
-          <w:sz w:val="28"/>
-          <w:szCs w:val="28"/>
-        </w:rPr>
-        <w:t>如图所示，</w:t>
-      </w:r>
-      <w:r>
-        <w:rPr>
-          <w:rFonts w:ascii="Times New Roman" w:eastAsia="华文宋体" w:hAnsi="Times New Roman" w:hint="eastAsia"/>
-          <w:sz w:val="28"/>
-          <w:szCs w:val="28"/>
-        </w:rPr>
-        <w:t>2</w:t>
-      </w:r>
-      <w:r>
-        <w:rPr>
-          <w:rFonts w:ascii="Times New Roman" w:eastAsia="华文宋体" w:hAnsi="Times New Roman"/>
-          <w:sz w:val="28"/>
-          <w:szCs w:val="28"/>
-        </w:rPr>
-        <w:t>025</w:t>
-      </w:r>
-      <w:r>
-        <w:rPr>
-          <w:rFonts w:ascii="Times New Roman" w:eastAsia="华文宋体" w:hAnsi="Times New Roman" w:hint="eastAsia"/>
-          <w:sz w:val="28"/>
-          <w:szCs w:val="28"/>
-        </w:rPr>
-        <w:t>年</w:t>
-      </w:r>
-      <w:r>
-        <w:rPr>
-          <w:rFonts w:ascii="Times New Roman" w:eastAsia="华文宋体" w:hAnsi="Times New Roman"/>
-          <w:sz w:val="28"/>
-          <w:szCs w:val="28"/>
-        </w:rPr>
-        <w:t>8</w:t>
-      </w:r>
-      <w:r>
-        <w:rPr>
-          <w:rFonts w:ascii="Times New Roman" w:eastAsia="华文宋体" w:hAnsi="Times New Roman" w:hint="eastAsia"/>
-          <w:sz w:val="28"/>
-          <w:szCs w:val="28"/>
-        </w:rPr>
-        <w:t>至</w:t>
-      </w:r>
-      <w:r>
-        <w:rPr>
-          <w:rFonts w:ascii="Times New Roman" w:eastAsia="华文宋体" w:hAnsi="Times New Roman"/>
-          <w:sz w:val="28"/>
-          <w:szCs w:val="28"/>
-        </w:rPr>
-        <w:t>9</w:t>
-      </w:r>
-      <w:r>
-        <w:rPr>
-          <w:rFonts w:ascii="Times New Roman" w:eastAsia="华文宋体" w:hAnsi="Times New Roman" w:hint="eastAsia"/>
-          <w:sz w:val="28"/>
-          <w:szCs w:val="28"/>
-        </w:rPr>
-        <w:t>月</w:t>
-      </w:r>
-      <w:r>
-        <w:rPr>
-          <w:rFonts w:ascii="Times New Roman" w:eastAsia="华文宋体" w:hAnsi="Times New Roman" w:hint="eastAsia"/>
-          <w:sz w:val="28"/>
-          <w:szCs w:val="28"/>
-        </w:rPr>
-        <w:t>绝大部分行业的</w:t>
-      </w:r>
-      <w:proofErr w:type="gramStart"/>
-      <w:r>
-        <w:rPr>
-          <w:rFonts w:ascii="Times New Roman" w:eastAsia="华文宋体" w:hAnsi="Times New Roman" w:hint="eastAsia"/>
-          <w:sz w:val="28"/>
-          <w:szCs w:val="28"/>
-        </w:rPr>
-        <w:t>拉动率</w:t>
-      </w:r>
-      <w:proofErr w:type="gramEnd"/>
       <w:r>
         <w:rPr>
           <w:rFonts w:ascii="Times New Roman" w:eastAsia="华文宋体" w:hAnsi="Times New Roman" w:hint="eastAsia"/>
@@ -8590,25 +8217,7 @@
           <w:b/>
           <w:bCs/>
         </w:rPr>
-        <w:t>分行业类型</w:t>
-      </w:r>
-      <w:proofErr w:type="gramStart"/>
-      <w:r>
-        <w:rPr>
-          <w:rFonts w:ascii="Times New Roman" w:eastAsia="华文宋体" w:hAnsi="Times New Roman" w:hint="eastAsia"/>
-          <w:b/>
-          <w:bCs/>
-        </w:rPr>
-        <w:t>拉动率</w:t>
-      </w:r>
-      <w:proofErr w:type="gramEnd"/>
-      <w:r>
-        <w:rPr>
-          <w:rFonts w:ascii="Times New Roman" w:eastAsia="华文宋体" w:hAnsi="Times New Roman" w:hint="eastAsia"/>
-          <w:b/>
-          <w:bCs/>
-        </w:rPr>
-        <w:t>变化统计</w:t>
+        <w:t>分行业类型拉动率变化统计</w:t>
       </w:r>
     </w:p>
     <w:p>
@@ -8641,43 +8250,7 @@
           <w:sz w:val="28"/>
           <w:szCs w:val="28"/>
         </w:rPr>
-        <w:t>如果用户希望查看更详细的行业</w:t>
-      </w:r>
-      <w:proofErr w:type="gramStart"/>
-      <w:r>
-        <w:rPr>
-          <w:rFonts w:ascii="Times New Roman" w:eastAsia="华文宋体" w:hAnsi="Times New Roman" w:hint="eastAsia"/>
-          <w:sz w:val="28"/>
-          <w:szCs w:val="28"/>
-        </w:rPr>
-        <w:t>拉动率</w:t>
-      </w:r>
-      <w:proofErr w:type="gramEnd"/>
-      <w:r>
-        <w:rPr>
-          <w:rFonts w:ascii="Times New Roman" w:eastAsia="华文宋体" w:hAnsi="Times New Roman" w:hint="eastAsia"/>
-          <w:sz w:val="28"/>
-          <w:szCs w:val="28"/>
-        </w:rPr>
-        <w:t>变化信息，可在下方的分行业</w:t>
-      </w:r>
-      <w:proofErr w:type="gramStart"/>
-      <w:r>
-        <w:rPr>
-          <w:rFonts w:ascii="Times New Roman" w:eastAsia="华文宋体" w:hAnsi="Times New Roman" w:hint="eastAsia"/>
-          <w:sz w:val="28"/>
-          <w:szCs w:val="28"/>
-        </w:rPr>
-        <w:t>拉动率月度</w:t>
-      </w:r>
-      <w:proofErr w:type="gramEnd"/>
-      <w:r>
-        <w:rPr>
-          <w:rFonts w:ascii="Times New Roman" w:eastAsia="华文宋体" w:hAnsi="Times New Roman" w:hint="eastAsia"/>
-          <w:sz w:val="28"/>
-          <w:szCs w:val="28"/>
-        </w:rPr>
-        <w:t>变化柱状图中查看</w:t>
+        <w:t>如果用户希望查看更详细的行业拉动率变化信息，可在下方的分行业拉动率月度变化柱状图中查看</w:t>
       </w:r>
       <w:r>
         <w:rPr>
@@ -8842,25 +8415,7 @@
           <w:b/>
           <w:bCs/>
         </w:rPr>
-        <w:t>分行业月度</w:t>
-      </w:r>
-      <w:proofErr w:type="gramStart"/>
-      <w:r>
-        <w:rPr>
-          <w:rFonts w:ascii="Times New Roman" w:eastAsia="华文宋体" w:hAnsi="Times New Roman" w:hint="eastAsia"/>
-          <w:b/>
-          <w:bCs/>
-        </w:rPr>
-        <w:t>拉动率</w:t>
-      </w:r>
-      <w:proofErr w:type="gramEnd"/>
-      <w:r>
-        <w:rPr>
-          <w:rFonts w:ascii="Times New Roman" w:eastAsia="华文宋体" w:hAnsi="Times New Roman" w:hint="eastAsia"/>
-          <w:b/>
-          <w:bCs/>
-        </w:rPr>
-        <w:t>变化</w:t>
+        <w:t>分行业月度拉动率变化</w:t>
       </w:r>
     </w:p>
     <w:p>
@@ -8878,79 +8433,7 @@
           <w:sz w:val="28"/>
           <w:szCs w:val="28"/>
         </w:rPr>
-        <w:t>如果用户希望了解每个具体行业在更长时间尺度下的</w:t>
-      </w:r>
-      <w:proofErr w:type="gramStart"/>
-      <w:r>
-        <w:rPr>
-          <w:rFonts w:ascii="Times New Roman" w:eastAsia="华文宋体" w:hAnsi="Times New Roman" w:hint="eastAsia"/>
-          <w:sz w:val="28"/>
-          <w:szCs w:val="28"/>
-        </w:rPr>
-        <w:t>拉动率</w:t>
-      </w:r>
-      <w:proofErr w:type="gramEnd"/>
-      <w:r>
-        <w:rPr>
-          <w:rFonts w:ascii="Times New Roman" w:eastAsia="华文宋体" w:hAnsi="Times New Roman" w:hint="eastAsia"/>
-          <w:sz w:val="28"/>
-          <w:szCs w:val="28"/>
-        </w:rPr>
-        <w:t>变化（例如做产业变迁或产业结构分析），在工业指标</w:t>
-      </w:r>
-      <w:proofErr w:type="gramStart"/>
-      <w:r>
-        <w:rPr>
-          <w:rFonts w:ascii="Times New Roman" w:eastAsia="华文宋体" w:hAnsi="Times New Roman" w:hint="eastAsia"/>
-          <w:sz w:val="28"/>
-          <w:szCs w:val="28"/>
-        </w:rPr>
-        <w:t>拉动率</w:t>
-      </w:r>
-      <w:proofErr w:type="gramEnd"/>
-      <w:r>
-        <w:rPr>
-          <w:rFonts w:ascii="Times New Roman" w:eastAsia="华文宋体" w:hAnsi="Times New Roman" w:hint="eastAsia"/>
-          <w:sz w:val="28"/>
-          <w:szCs w:val="28"/>
-        </w:rPr>
-        <w:t>分析部分，用户可以选择需要分析的行业（可多选），并在显示模式中选择</w:t>
-      </w:r>
-      <w:proofErr w:type="gramStart"/>
-      <w:r>
-        <w:rPr>
-          <w:rFonts w:ascii="Times New Roman" w:eastAsia="华文宋体" w:hAnsi="Times New Roman" w:hint="eastAsia"/>
-          <w:sz w:val="28"/>
-          <w:szCs w:val="28"/>
-        </w:rPr>
-        <w:t>拉动率或拉动率排名</w:t>
-      </w:r>
-      <w:proofErr w:type="gramEnd"/>
-      <w:r>
-        <w:rPr>
-          <w:rFonts w:ascii="Times New Roman" w:eastAsia="华文宋体" w:hAnsi="Times New Roman" w:hint="eastAsia"/>
-          <w:sz w:val="28"/>
-          <w:szCs w:val="28"/>
-        </w:rPr>
-        <w:t>。当选择</w:t>
-      </w:r>
-      <w:proofErr w:type="gramStart"/>
-      <w:r>
-        <w:rPr>
-          <w:rFonts w:ascii="Times New Roman" w:eastAsia="华文宋体" w:hAnsi="Times New Roman" w:hint="eastAsia"/>
-          <w:sz w:val="28"/>
-          <w:szCs w:val="28"/>
-        </w:rPr>
-        <w:t>拉动率</w:t>
-      </w:r>
-      <w:proofErr w:type="gramEnd"/>
-      <w:r>
-        <w:rPr>
-          <w:rFonts w:ascii="Times New Roman" w:eastAsia="华文宋体" w:hAnsi="Times New Roman" w:hint="eastAsia"/>
-          <w:sz w:val="28"/>
-          <w:szCs w:val="28"/>
-        </w:rPr>
-        <w:t>时，将展示所选行业</w:t>
+        <w:t>如果用户希望了解每个具体行业在更长时间尺度下的拉动率变化（例如做产业变迁或产业结构分析），在工业指标拉动率分析部分，用户可以选择需要分析的行业（可多选），并在显示模式中选择拉动率或拉动率排名。当选择拉动率时，将展示所选行业</w:t>
       </w:r>
       <w:r>
         <w:rPr>
@@ -8974,61 +8457,7 @@
           <w:sz w:val="28"/>
           <w:szCs w:val="28"/>
         </w:rPr>
-        <w:t>年以来的月度</w:t>
-      </w:r>
-      <w:proofErr w:type="gramStart"/>
-      <w:r>
-        <w:rPr>
-          <w:rFonts w:ascii="Times New Roman" w:eastAsia="华文宋体" w:hAnsi="Times New Roman" w:hint="eastAsia"/>
-          <w:sz w:val="28"/>
-          <w:szCs w:val="28"/>
-        </w:rPr>
-        <w:t>拉动率</w:t>
-      </w:r>
-      <w:proofErr w:type="gramEnd"/>
-      <w:r>
-        <w:rPr>
-          <w:rFonts w:ascii="Times New Roman" w:eastAsia="华文宋体" w:hAnsi="Times New Roman" w:hint="eastAsia"/>
-          <w:sz w:val="28"/>
-          <w:szCs w:val="28"/>
-        </w:rPr>
-        <w:t>变化，当选择</w:t>
-      </w:r>
-      <w:proofErr w:type="gramStart"/>
-      <w:r>
-        <w:rPr>
-          <w:rFonts w:ascii="Times New Roman" w:eastAsia="华文宋体" w:hAnsi="Times New Roman" w:hint="eastAsia"/>
-          <w:sz w:val="28"/>
-          <w:szCs w:val="28"/>
-        </w:rPr>
-        <w:t>拉动率排名</w:t>
-      </w:r>
-      <w:proofErr w:type="gramEnd"/>
-      <w:r>
-        <w:rPr>
-          <w:rFonts w:ascii="Times New Roman" w:eastAsia="华文宋体" w:hAnsi="Times New Roman" w:hint="eastAsia"/>
-          <w:sz w:val="28"/>
-          <w:szCs w:val="28"/>
-        </w:rPr>
-        <w:t>时，将展示各月该行业的</w:t>
-      </w:r>
-      <w:proofErr w:type="gramStart"/>
-      <w:r>
-        <w:rPr>
-          <w:rFonts w:ascii="Times New Roman" w:eastAsia="华文宋体" w:hAnsi="Times New Roman" w:hint="eastAsia"/>
-          <w:sz w:val="28"/>
-          <w:szCs w:val="28"/>
-        </w:rPr>
-        <w:t>拉动率</w:t>
-      </w:r>
-      <w:proofErr w:type="gramEnd"/>
-      <w:r>
-        <w:rPr>
-          <w:rFonts w:ascii="Times New Roman" w:eastAsia="华文宋体" w:hAnsi="Times New Roman" w:hint="eastAsia"/>
-          <w:sz w:val="28"/>
-          <w:szCs w:val="28"/>
-        </w:rPr>
-        <w:t>在所有行业中的排名（按绝对值排名，</w:t>
+        <w:t>年以来的月度拉动率变化，当选择拉动率排名时，将展示各月该行业的拉动率在所有行业中的排名（按绝对值排名，</w:t>
       </w:r>
       <w:r>
         <w:rPr>
@@ -9062,25 +8491,7 @@
           <w:sz w:val="28"/>
           <w:szCs w:val="28"/>
         </w:rPr>
-        <w:t>以汽车制造业和黑色金属冶炼和压延加工业（钢铁行业）为例，选择</w:t>
-      </w:r>
-      <w:proofErr w:type="gramStart"/>
-      <w:r>
-        <w:rPr>
-          <w:rFonts w:ascii="Times New Roman" w:eastAsia="华文宋体" w:hAnsi="Times New Roman" w:hint="eastAsia"/>
-          <w:sz w:val="28"/>
-          <w:szCs w:val="28"/>
-        </w:rPr>
-        <w:t>拉动率</w:t>
-      </w:r>
-      <w:proofErr w:type="gramEnd"/>
-      <w:r>
-        <w:rPr>
-          <w:rFonts w:ascii="Times New Roman" w:eastAsia="华文宋体" w:hAnsi="Times New Roman" w:hint="eastAsia"/>
-          <w:sz w:val="28"/>
-          <w:szCs w:val="28"/>
-        </w:rPr>
-        <w:t>后可以发现钢铁行业在</w:t>
+        <w:t>以汽车制造业和黑色金属冶炼和压延加工业（钢铁行业）为例，选择拉动率后可以发现钢铁行业在</w:t>
       </w:r>
       <w:r>
         <w:rPr>
@@ -9104,25 +8515,7 @@
           <w:sz w:val="28"/>
           <w:szCs w:val="28"/>
         </w:rPr>
-        <w:t>年去产能时期</w:t>
-      </w:r>
-      <w:proofErr w:type="gramStart"/>
-      <w:r>
-        <w:rPr>
-          <w:rFonts w:ascii="Times New Roman" w:eastAsia="华文宋体" w:hAnsi="Times New Roman" w:hint="eastAsia"/>
-          <w:sz w:val="28"/>
-          <w:szCs w:val="28"/>
-        </w:rPr>
-        <w:t>拉动率</w:t>
-      </w:r>
-      <w:proofErr w:type="gramEnd"/>
-      <w:r>
-        <w:rPr>
-          <w:rFonts w:ascii="Times New Roman" w:eastAsia="华文宋体" w:hAnsi="Times New Roman" w:hint="eastAsia"/>
-          <w:sz w:val="28"/>
-          <w:szCs w:val="28"/>
-        </w:rPr>
-        <w:t>明显下降。而汽车行业在</w:t>
+        <w:t>年去产能时期拉动率明显下降。而汽车行业在</w:t>
       </w:r>
       <w:r>
         <w:rPr>
@@ -9146,25 +8539,7 @@
           <w:sz w:val="28"/>
           <w:szCs w:val="28"/>
         </w:rPr>
-        <w:t>年我国新能源汽车快速爆发后</w:t>
-      </w:r>
-      <w:proofErr w:type="gramStart"/>
-      <w:r>
-        <w:rPr>
-          <w:rFonts w:ascii="Times New Roman" w:eastAsia="华文宋体" w:hAnsi="Times New Roman" w:hint="eastAsia"/>
-          <w:sz w:val="28"/>
-          <w:szCs w:val="28"/>
-        </w:rPr>
-        <w:t>拉动率</w:t>
-      </w:r>
-      <w:proofErr w:type="gramEnd"/>
-      <w:r>
-        <w:rPr>
-          <w:rFonts w:ascii="Times New Roman" w:eastAsia="华文宋体" w:hAnsi="Times New Roman" w:hint="eastAsia"/>
-          <w:sz w:val="28"/>
-          <w:szCs w:val="28"/>
-        </w:rPr>
-        <w:t>波动性明显加大，</w:t>
+        <w:t>年我国新能源汽车快速爆发后拉动率波动性明显加大，</w:t>
       </w:r>
       <w:r>
         <w:rPr>
@@ -9307,7 +8682,6 @@
         </w:rPr>
         <w:t>分行业</w:t>
       </w:r>
-      <w:proofErr w:type="gramStart"/>
       <w:r>
         <w:rPr>
           <w:rFonts w:ascii="Times New Roman" w:eastAsia="华文宋体" w:hAnsi="Times New Roman" w:hint="eastAsia"/>
@@ -9322,16 +8696,7 @@
           <w:b/>
           <w:bCs/>
         </w:rPr>
-        <w:t>历史</w:t>
-      </w:r>
-      <w:proofErr w:type="gramEnd"/>
-      <w:r>
-        <w:rPr>
-          <w:rFonts w:ascii="Times New Roman" w:eastAsia="华文宋体" w:hAnsi="Times New Roman" w:hint="eastAsia"/>
-          <w:b/>
-          <w:bCs/>
-        </w:rPr>
-        <w:t>分析（钢铁</w:t>
+        <w:t>历史分析（钢铁</w:t>
       </w:r>
       <w:r>
         <w:rPr>
@@ -9504,15 +8869,7 @@
           <w:sz w:val="28"/>
           <w:szCs w:val="28"/>
         </w:rPr>
-        <w:t>和营业收入利润率三个部分（</w:t>
-      </w:r>
-      <w:r>
-        <w:rPr>
-          <w:rFonts w:ascii="Times New Roman" w:eastAsia="华文宋体" w:hAnsi="Times New Roman" w:hint="eastAsia"/>
-          <w:sz w:val="28"/>
-          <w:szCs w:val="28"/>
-        </w:rPr>
-        <w:t>图</w:t>
+        <w:t>和营业收入利润率三个部分（图</w:t>
       </w:r>
       <w:r>
         <w:rPr>
@@ -9711,23 +9068,7 @@
           <w:szCs w:val="28"/>
         </w:rPr>
         <w:lastRenderedPageBreak/>
-        <w:t>因素是</w:t>
-      </w:r>
-      <w:r>
-        <w:rPr>
-          <w:rFonts w:ascii="Times New Roman" w:eastAsia="华文宋体" w:hAnsi="Times New Roman" w:hint="eastAsia"/>
-          <w:sz w:val="28"/>
-          <w:szCs w:val="28"/>
-        </w:rPr>
-        <w:t>营业收入利润率</w:t>
-      </w:r>
-      <w:r>
-        <w:rPr>
-          <w:rFonts w:ascii="Times New Roman" w:eastAsia="华文宋体" w:hAnsi="Times New Roman" w:hint="eastAsia"/>
-          <w:sz w:val="28"/>
-          <w:szCs w:val="28"/>
-        </w:rPr>
-        <w:t>的显著改善。从</w:t>
+        <w:t>因素是营业收入利润率的显著改善。从</w:t>
       </w:r>
       <w:r>
         <w:rPr>
@@ -9958,15 +9299,7 @@
           <w:sz w:val="28"/>
           <w:szCs w:val="28"/>
         </w:rPr>
-        <w:t>工业企业</w:t>
-      </w:r>
-      <w:r>
-        <w:rPr>
-          <w:rFonts w:ascii="楷体" w:eastAsia="楷体" w:hAnsi="楷体" w:hint="eastAsia"/>
-          <w:sz w:val="28"/>
-          <w:szCs w:val="28"/>
-        </w:rPr>
-        <w:t>经营效率分析</w:t>
+        <w:t>工业企业经营效率分析</w:t>
       </w:r>
     </w:p>
     <w:p>
@@ -9984,23 +9317,7 @@
           <w:sz w:val="28"/>
           <w:szCs w:val="28"/>
         </w:rPr>
-        <w:t>工业企业经营效率分析模块</w:t>
-      </w:r>
-      <w:r>
-        <w:rPr>
-          <w:rFonts w:ascii="Times New Roman" w:eastAsia="华文宋体" w:hAnsi="Times New Roman" w:hint="eastAsia"/>
-          <w:sz w:val="28"/>
-          <w:szCs w:val="28"/>
-        </w:rPr>
-        <w:t>从企业经营的微观角度</w:t>
-      </w:r>
-      <w:r>
-        <w:rPr>
-          <w:rFonts w:ascii="Times New Roman" w:eastAsia="华文宋体" w:hAnsi="Times New Roman" w:hint="eastAsia"/>
-          <w:sz w:val="28"/>
-          <w:szCs w:val="28"/>
-        </w:rPr>
-        <w:t>深入评估企业盈利能力和经营效率</w:t>
+        <w:t>工业企业经营效率分析模块从企业经营的微观角度深入评估企业盈利能力和经营效率</w:t>
       </w:r>
       <w:r>
         <w:rPr>
@@ -10016,15 +9333,7 @@
           <w:sz w:val="28"/>
           <w:szCs w:val="28"/>
         </w:rPr>
-        <w:t>。杜邦</w:t>
-      </w:r>
-      <w:r>
-        <w:rPr>
-          <w:rFonts w:ascii="Times New Roman" w:eastAsia="华文宋体" w:hAnsi="Times New Roman" w:hint="eastAsia"/>
-          <w:sz w:val="28"/>
-          <w:szCs w:val="28"/>
-        </w:rPr>
-        <w:t>分析框架</w:t>
+        <w:t>。杜邦分析框架</w:t>
       </w:r>
       <w:r>
         <w:rPr>
@@ -10304,18 +9613,7 @@
               <w:sz w:val="28"/>
               <w:szCs w:val="28"/>
             </w:rPr>
-            <m:t>权益乘</m:t>
-          </m:r>
-          <m:r>
-            <m:rPr>
-              <m:sty m:val="p"/>
-            </m:rPr>
-            <w:rPr>
-              <w:rFonts w:ascii="Cambria Math" w:eastAsia="华文宋体" w:hAnsi="Cambria Math"/>
-              <w:sz w:val="28"/>
-              <w:szCs w:val="28"/>
-            </w:rPr>
-            <m:t>数</m:t>
+            <m:t>权益乘数</m:t>
           </m:r>
         </m:oMath>
       </m:oMathPara>
@@ -10335,43 +9633,7 @@
           <w:sz w:val="28"/>
           <w:szCs w:val="28"/>
         </w:rPr>
-        <w:t>销售净利率衡量企业盈利能力。销售净利率高要么来源于产品竞争力强、需求旺盛等来自需求端的议价能力</w:t>
-      </w:r>
-      <w:proofErr w:type="gramStart"/>
-      <w:r>
-        <w:rPr>
-          <w:rFonts w:ascii="Times New Roman" w:eastAsia="华文宋体" w:hAnsi="Times New Roman" w:hint="eastAsia"/>
-          <w:sz w:val="28"/>
-          <w:szCs w:val="28"/>
-        </w:rPr>
-        <w:t>强导致</w:t>
-      </w:r>
-      <w:proofErr w:type="gramEnd"/>
-      <w:r>
-        <w:rPr>
-          <w:rFonts w:ascii="Times New Roman" w:eastAsia="华文宋体" w:hAnsi="Times New Roman" w:hint="eastAsia"/>
-          <w:sz w:val="28"/>
-          <w:szCs w:val="28"/>
-        </w:rPr>
-        <w:t>的毛利率高。要么来源于企业成本控制能力强，表现为技术先进带来的产品成本低或管理能力</w:t>
-      </w:r>
-      <w:proofErr w:type="gramStart"/>
-      <w:r>
-        <w:rPr>
-          <w:rFonts w:ascii="Times New Roman" w:eastAsia="华文宋体" w:hAnsi="Times New Roman" w:hint="eastAsia"/>
-          <w:sz w:val="28"/>
-          <w:szCs w:val="28"/>
-        </w:rPr>
-        <w:t>强带来</w:t>
-      </w:r>
-      <w:proofErr w:type="gramEnd"/>
-      <w:r>
-        <w:rPr>
-          <w:rFonts w:ascii="Times New Roman" w:eastAsia="华文宋体" w:hAnsi="Times New Roman" w:hint="eastAsia"/>
-          <w:sz w:val="28"/>
-          <w:szCs w:val="28"/>
-        </w:rPr>
-        <w:t>的销售费用、财务费用、管理费用低。</w:t>
+        <w:t>销售净利率衡量企业盈利能力。销售净利率高要么来源于产品竞争力强、需求旺盛等来自需求端的议价能力强导致的毛利率高。要么来源于企业成本控制能力强，表现为技术先进带来的产品成本低或管理能力强带来的销售费用、财务费用、管理费用低。</w:t>
       </w:r>
     </w:p>
     <w:p>
@@ -10414,15 +9676,7 @@
           <w:sz w:val="28"/>
           <w:szCs w:val="28"/>
         </w:rPr>
-        <w:t>多少</w:t>
-      </w:r>
-      <w:r>
-        <w:rPr>
-          <w:rFonts w:ascii="Times New Roman" w:eastAsia="华文宋体" w:hAnsi="Times New Roman" w:hint="eastAsia"/>
-          <w:sz w:val="28"/>
-          <w:szCs w:val="28"/>
-        </w:rPr>
-        <w:t>营业</w:t>
+        <w:t>多少营业</w:t>
       </w:r>
       <w:r>
         <w:rPr>
@@ -10438,23 +9692,7 @@
           <w:sz w:val="28"/>
           <w:szCs w:val="28"/>
         </w:rPr>
-        <w:t>高周转率的企业要么是</w:t>
-      </w:r>
-      <w:r>
-        <w:rPr>
-          <w:rFonts w:ascii="Times New Roman" w:eastAsia="华文宋体" w:hAnsi="Times New Roman" w:hint="eastAsia"/>
-          <w:sz w:val="28"/>
-          <w:szCs w:val="28"/>
-        </w:rPr>
-        <w:t>轻资产企业</w:t>
-      </w:r>
-      <w:r>
-        <w:rPr>
-          <w:rFonts w:ascii="Times New Roman" w:eastAsia="华文宋体" w:hAnsi="Times New Roman" w:hint="eastAsia"/>
-          <w:sz w:val="28"/>
-          <w:szCs w:val="28"/>
-        </w:rPr>
-        <w:t>（固定资产周转率高），要么是库存管理好（库存周转率高），要么是应收账款管理好（应收账款周期短）。</w:t>
+        <w:t>高周转率的企业要么是轻资产企业（固定资产周转率高），要么是库存管理好（库存周转率高），要么是应收账款管理好（应收账款周期短）。</w:t>
       </w:r>
     </w:p>
     <w:p>
@@ -10472,46 +9710,14 @@
           <w:sz w:val="28"/>
           <w:szCs w:val="28"/>
         </w:rPr>
-        <w:t>权益乘数衡量企业利用债务杠杆的能力。负债率越高，</w:t>
-      </w:r>
-      <w:r>
-        <w:rPr>
-          <w:rFonts w:ascii="Times New Roman" w:eastAsia="华文宋体" w:hAnsi="Times New Roman" w:hint="eastAsia"/>
-          <w:sz w:val="28"/>
-          <w:szCs w:val="28"/>
-        </w:rPr>
-        <w:t>单位自有资金的“放大效应”</w:t>
-      </w:r>
-      <w:r>
-        <w:rPr>
-          <w:rFonts w:ascii="Times New Roman" w:eastAsia="华文宋体" w:hAnsi="Times New Roman" w:hint="eastAsia"/>
-          <w:sz w:val="28"/>
-          <w:szCs w:val="28"/>
-        </w:rPr>
-        <w:t>也</w:t>
-      </w:r>
-      <w:r>
-        <w:rPr>
-          <w:rFonts w:ascii="Times New Roman" w:eastAsia="华文宋体" w:hAnsi="Times New Roman" w:hint="eastAsia"/>
-          <w:sz w:val="28"/>
-          <w:szCs w:val="28"/>
-        </w:rPr>
-        <w:t>越大</w:t>
-      </w:r>
-      <w:r>
-        <w:rPr>
-          <w:rFonts w:ascii="Times New Roman" w:eastAsia="华文宋体" w:hAnsi="Times New Roman" w:hint="eastAsia"/>
-          <w:sz w:val="28"/>
-          <w:szCs w:val="28"/>
-        </w:rPr>
-        <w:t>，权益回报率也越高。</w:t>
+        <w:t>权益乘数衡量企业利用债务杠杆的能力。负债率越高，单位自有资金的“放大效应”也越大，权益回报率也越高。</w:t>
       </w:r>
     </w:p>
     <w:p>
       <w:pPr>
         <w:ind w:firstLine="567"/>
         <w:rPr>
-          <w:rFonts w:ascii="Times New Roman" w:eastAsia="华文宋体" w:hAnsi="Times New Roman" w:hint="eastAsia"/>
+          <w:rFonts w:ascii="Times New Roman" w:eastAsia="华文宋体" w:hAnsi="Times New Roman"/>
           <w:sz w:val="28"/>
           <w:szCs w:val="28"/>
         </w:rPr>
@@ -10586,15 +9792,7 @@
           <w:sz w:val="28"/>
           <w:szCs w:val="28"/>
         </w:rPr>
-        <w:t>总资产周转率</w:t>
-      </w:r>
-      <w:r>
-        <w:rPr>
-          <w:rFonts w:ascii="Times New Roman" w:eastAsia="华文宋体" w:hAnsi="Times New Roman" w:hint="eastAsia"/>
-          <w:sz w:val="28"/>
-          <w:szCs w:val="28"/>
-        </w:rPr>
-        <w:t>下降</w:t>
+        <w:t>总资产周转率下降</w:t>
       </w:r>
       <w:r>
         <w:rPr>
@@ -10674,15 +9872,7 @@
           <w:sz w:val="28"/>
           <w:szCs w:val="28"/>
         </w:rPr>
-        <w:t>工业</w:t>
-      </w:r>
-      <w:r>
-        <w:rPr>
-          <w:rFonts w:ascii="Times New Roman" w:eastAsia="华文宋体" w:hAnsi="Times New Roman" w:hint="eastAsia"/>
-          <w:sz w:val="28"/>
-          <w:szCs w:val="28"/>
-        </w:rPr>
-        <w:t>企业</w:t>
+        <w:t>工业企业</w:t>
       </w:r>
       <w:r>
         <w:rPr>
@@ -10698,23 +9888,7 @@
           <w:sz w:val="28"/>
           <w:szCs w:val="28"/>
         </w:rPr>
-        <w:t>金融</w:t>
-      </w:r>
-      <w:r>
-        <w:rPr>
-          <w:rFonts w:ascii="Times New Roman" w:eastAsia="华文宋体" w:hAnsi="Times New Roman" w:hint="eastAsia"/>
-          <w:sz w:val="28"/>
-          <w:szCs w:val="28"/>
-        </w:rPr>
-        <w:t>风险也</w:t>
-      </w:r>
-      <w:r>
-        <w:rPr>
-          <w:rFonts w:ascii="Times New Roman" w:eastAsia="华文宋体" w:hAnsi="Times New Roman" w:hint="eastAsia"/>
-          <w:sz w:val="28"/>
-          <w:szCs w:val="28"/>
-        </w:rPr>
-        <w:t>在不断上升。</w:t>
+        <w:t>金融风险也在不断上升。</w:t>
       </w:r>
     </w:p>
     <w:p>
@@ -10877,7 +10051,7 @@
       <w:pPr>
         <w:ind w:firstLine="567"/>
         <w:rPr>
-          <w:rFonts w:ascii="Times New Roman" w:eastAsia="华文宋体" w:hAnsi="Times New Roman" w:hint="eastAsia"/>
+          <w:rFonts w:ascii="Times New Roman" w:eastAsia="华文宋体" w:hAnsi="Times New Roman"/>
           <w:sz w:val="28"/>
           <w:szCs w:val="28"/>
         </w:rPr>
@@ -11033,23 +10207,7 @@
           <w:sz w:val="28"/>
           <w:szCs w:val="28"/>
         </w:rPr>
-        <w:t>年来，产成品周转天数有所上升，表明产品销路不畅的问题更加突出，应收账款回收期缩短表明企业“赊账”更</w:t>
-      </w:r>
-      <w:r>
-        <w:rPr>
-          <w:rFonts w:ascii="Times New Roman" w:eastAsia="华文宋体" w:hAnsi="Times New Roman" w:hint="eastAsia"/>
-          <w:sz w:val="28"/>
-          <w:szCs w:val="28"/>
-        </w:rPr>
-        <w:t>趋</w:t>
-      </w:r>
-      <w:r>
-        <w:rPr>
-          <w:rFonts w:ascii="Times New Roman" w:eastAsia="华文宋体" w:hAnsi="Times New Roman" w:hint="eastAsia"/>
-          <w:sz w:val="28"/>
-          <w:szCs w:val="28"/>
-        </w:rPr>
-        <w:t>谨慎。</w:t>
+        <w:t>年来，产成品周转天数有所上升，表明产品销路不畅的问题更加突出，应收账款回收期缩短表明企业“赊账”更趋谨慎。</w:t>
       </w:r>
     </w:p>
     <w:p>
@@ -11343,6 +10501,68 @@
     </w:p>
     <w:p>
       <w:pPr>
+        <w:ind w:firstLineChars="200" w:firstLine="560"/>
+      </w:pPr>
+      <w:r>
+        <w:rPr>
+          <w:rFonts w:ascii="Times New Roman" w:eastAsia="华文宋体" w:hAnsi="Times New Roman" w:hint="eastAsia"/>
+          <w:sz w:val="28"/>
+          <w:szCs w:val="28"/>
+        </w:rPr>
+        <w:t>模型分析模块当前提供的模型方法是动态因子模型，该模型用于高维混频时间序列</w:t>
+      </w:r>
+      <w:r>
+        <w:rPr>
+          <w:rFonts w:ascii="Times New Roman" w:eastAsia="华文宋体" w:hAnsi="Times New Roman" w:hint="eastAsia"/>
+          <w:sz w:val="28"/>
+          <w:szCs w:val="28"/>
+        </w:rPr>
+        <w:t>的即时预测（</w:t>
+      </w:r>
+      <w:r>
+        <w:rPr>
+          <w:rFonts w:ascii="Times New Roman" w:eastAsia="华文宋体" w:hAnsi="Times New Roman" w:hint="eastAsia"/>
+          <w:sz w:val="28"/>
+          <w:szCs w:val="28"/>
+        </w:rPr>
+        <w:t>No</w:t>
+      </w:r>
+      <w:r>
+        <w:rPr>
+          <w:rFonts w:ascii="Times New Roman" w:eastAsia="华文宋体" w:hAnsi="Times New Roman"/>
+          <w:sz w:val="28"/>
+          <w:szCs w:val="28"/>
+        </w:rPr>
+        <w:t>wcasting</w:t>
+      </w:r>
+      <w:r>
+        <w:rPr>
+          <w:rFonts w:ascii="Times New Roman" w:eastAsia="华文宋体" w:hAnsi="Times New Roman" w:hint="eastAsia"/>
+          <w:sz w:val="28"/>
+          <w:szCs w:val="28"/>
+        </w:rPr>
+        <w:t>）</w:t>
+      </w:r>
+      <w:r>
+        <w:rPr>
+          <w:rStyle w:val="a5"/>
+          <w:rFonts w:ascii="Times New Roman" w:eastAsia="华文宋体" w:hAnsi="Times New Roman"/>
+          <w:sz w:val="28"/>
+          <w:szCs w:val="28"/>
+        </w:rPr>
+        <w:footnoteReference w:id="6"/>
+      </w:r>
+      <w:r>
+        <w:rPr>
+          <w:rFonts w:ascii="Times New Roman" w:eastAsia="华文宋体" w:hAnsi="Times New Roman" w:hint="eastAsia"/>
+          <w:sz w:val="28"/>
+          <w:szCs w:val="28"/>
+        </w:rPr>
+        <w:t>。按照建模分析的常规工序，模型分析模块分为数据逐步、模型训练、模型分析和新闻分析四个功能区。</w:t>
+      </w:r>
+    </w:p>
+    <w:p>
+      <w:pPr>
         <w:pStyle w:val="2"/>
         <w:rPr>
           <w:rFonts w:ascii="Times New Roman" w:eastAsia="楷体" w:hAnsi="Times New Roman"/>
@@ -11364,17 +10584,1209 @@
         <w:rPr>
           <w:rFonts w:ascii="Times New Roman" w:eastAsia="楷体" w:hAnsi="Times New Roman" w:hint="eastAsia"/>
         </w:rPr>
-        <w:t>上传数据</w:t>
-      </w:r>
-    </w:p>
-    <w:p>
-      <w:pPr>
-        <w:rPr>
-          <w:rFonts w:ascii="Times New Roman" w:eastAsia="华文宋体" w:hAnsi="Times New Roman" w:hint="eastAsia"/>
-          <w:sz w:val="28"/>
-          <w:szCs w:val="28"/>
-        </w:rPr>
-      </w:pPr>
+        <w:t>数据</w:t>
+      </w:r>
+      <w:r>
+        <w:rPr>
+          <w:rFonts w:ascii="Times New Roman" w:eastAsia="楷体" w:hAnsi="Times New Roman" w:hint="eastAsia"/>
+        </w:rPr>
+        <w:t>准备</w:t>
+      </w:r>
+      <w:r>
+        <w:rPr>
+          <w:rFonts w:ascii="Times New Roman" w:eastAsia="楷体" w:hAnsi="Times New Roman" w:hint="eastAsia"/>
+        </w:rPr>
+        <w:t>（专业版功能）</w:t>
+      </w:r>
+    </w:p>
+    <w:p>
+      <w:pPr>
+        <w:pStyle w:val="3"/>
+        <w:rPr>
+          <w:rFonts w:ascii="楷体" w:eastAsia="楷体" w:hAnsi="楷体"/>
+          <w:sz w:val="28"/>
+          <w:szCs w:val="28"/>
+        </w:rPr>
+      </w:pPr>
+      <w:r>
+        <w:rPr>
+          <w:rFonts w:ascii="楷体" w:eastAsia="楷体" w:hAnsi="楷体"/>
+          <w:sz w:val="28"/>
+          <w:szCs w:val="28"/>
+        </w:rPr>
+        <w:t>4</w:t>
+      </w:r>
+      <w:r>
+        <w:rPr>
+          <w:rFonts w:ascii="楷体" w:eastAsia="楷体" w:hAnsi="楷体"/>
+          <w:sz w:val="28"/>
+          <w:szCs w:val="28"/>
+        </w:rPr>
+        <w:t>.</w:t>
+      </w:r>
+      <w:r>
+        <w:rPr>
+          <w:rFonts w:ascii="楷体" w:eastAsia="楷体" w:hAnsi="楷体"/>
+          <w:sz w:val="28"/>
+          <w:szCs w:val="28"/>
+        </w:rPr>
+        <w:t>1</w:t>
+      </w:r>
+      <w:r>
+        <w:rPr>
+          <w:rFonts w:ascii="楷体" w:eastAsia="楷体" w:hAnsi="楷体"/>
+          <w:sz w:val="28"/>
+          <w:szCs w:val="28"/>
+        </w:rPr>
+        <w:t xml:space="preserve">.1 </w:t>
+      </w:r>
+      <w:r>
+        <w:rPr>
+          <w:rFonts w:ascii="楷体" w:eastAsia="楷体" w:hAnsi="楷体" w:hint="eastAsia"/>
+          <w:sz w:val="28"/>
+          <w:szCs w:val="28"/>
+        </w:rPr>
+        <w:t>数据上传与参数设置</w:t>
+      </w:r>
+    </w:p>
+    <w:p>
+      <w:pPr>
+        <w:ind w:firstLine="567"/>
+        <w:rPr>
+          <w:rFonts w:ascii="Times New Roman" w:eastAsia="华文宋体" w:hAnsi="Times New Roman"/>
+          <w:sz w:val="28"/>
+          <w:szCs w:val="28"/>
+        </w:rPr>
+      </w:pPr>
+      <w:r>
+        <w:rPr>
+          <w:rFonts w:ascii="Times New Roman" w:eastAsia="华文宋体" w:hAnsi="Times New Roman" w:hint="eastAsia"/>
+          <w:sz w:val="28"/>
+          <w:szCs w:val="28"/>
+        </w:rPr>
+        <w:t>数据准备模块需要首先在页面顶部上传数据库，用户可点击“数据文件上传”标题下面的上传组件上传数据。成功上传后，将在组件下方显示文件名以及数据库全部变量的时间范围（绿色提示信息）。</w:t>
+      </w:r>
+    </w:p>
+    <w:p>
+      <w:pPr>
+        <w:rPr>
+          <w:rFonts w:ascii="Times New Roman" w:eastAsia="华文宋体" w:hAnsi="Times New Roman"/>
+          <w:sz w:val="28"/>
+          <w:szCs w:val="28"/>
+        </w:rPr>
+      </w:pPr>
+      <w:r>
+        <w:rPr>
+          <w:noProof/>
+          <w14:ligatures w14:val="none"/>
+        </w:rPr>
+        <w:drawing>
+          <wp:inline distT="0" distB="0" distL="0" distR="0" wp14:anchorId="4C927E82" wp14:editId="190F219B">
+            <wp:extent cx="5274310" cy="2194560"/>
+            <wp:effectExtent l="0" t="0" r="2540" b="0"/>
+            <wp:docPr id="8" name="图片 8"/>
+            <wp:cNvGraphicFramePr>
+              <a:graphicFrameLocks xmlns:a="http://schemas.openxmlformats.org/drawingml/2006/main" noChangeAspect="1"/>
+            </wp:cNvGraphicFramePr>
+            <a:graphic xmlns:a="http://schemas.openxmlformats.org/drawingml/2006/main">
+              <a:graphicData uri="http://schemas.openxmlformats.org/drawingml/2006/picture">
+                <pic:pic xmlns:pic="http://schemas.openxmlformats.org/drawingml/2006/picture">
+                  <pic:nvPicPr>
+                    <pic:cNvPr id="1" name=""/>
+                    <pic:cNvPicPr/>
+                  </pic:nvPicPr>
+                  <pic:blipFill>
+                    <a:blip r:embed="rId33"/>
+                    <a:stretch>
+                      <a:fillRect/>
+                    </a:stretch>
+                  </pic:blipFill>
+                  <pic:spPr>
+                    <a:xfrm>
+                      <a:off x="0" y="0"/>
+                      <a:ext cx="5274310" cy="2194560"/>
+                    </a:xfrm>
+                    <a:prstGeom prst="rect">
+                      <a:avLst/>
+                    </a:prstGeom>
+                  </pic:spPr>
+                </pic:pic>
+              </a:graphicData>
+            </a:graphic>
+          </wp:inline>
+        </w:drawing>
+      </w:r>
+    </w:p>
+    <w:p>
+      <w:pPr>
+        <w:jc w:val="center"/>
+        <w:rPr>
+          <w:rFonts w:ascii="Times New Roman" w:eastAsia="华文宋体" w:hAnsi="Times New Roman"/>
+          <w:b/>
+          <w:bCs/>
+        </w:rPr>
+      </w:pPr>
+      <w:r>
+        <w:rPr>
+          <w:rFonts w:ascii="Times New Roman" w:eastAsia="华文宋体" w:hAnsi="Times New Roman" w:hint="eastAsia"/>
+          <w:b/>
+          <w:bCs/>
+        </w:rPr>
+        <w:t>图</w:t>
+      </w:r>
+      <w:r>
+        <w:rPr>
+          <w:rFonts w:ascii="Times New Roman" w:eastAsia="华文宋体" w:hAnsi="Times New Roman"/>
+          <w:b/>
+          <w:bCs/>
+        </w:rPr>
+        <w:t>4</w:t>
+      </w:r>
+      <w:r>
+        <w:rPr>
+          <w:rFonts w:ascii="Times New Roman" w:eastAsia="华文宋体" w:hAnsi="Times New Roman"/>
+          <w:b/>
+          <w:bCs/>
+        </w:rPr>
+        <w:t>.</w:t>
+      </w:r>
+      <w:r>
+        <w:rPr>
+          <w:rFonts w:ascii="Times New Roman" w:eastAsia="华文宋体" w:hAnsi="Times New Roman"/>
+          <w:b/>
+          <w:bCs/>
+        </w:rPr>
+        <w:t>1</w:t>
+      </w:r>
+      <w:r>
+        <w:rPr>
+          <w:rFonts w:ascii="Times New Roman" w:eastAsia="华文宋体" w:hAnsi="Times New Roman"/>
+          <w:b/>
+          <w:bCs/>
+        </w:rPr>
+        <w:t>.</w:t>
+      </w:r>
+      <w:r>
+        <w:rPr>
+          <w:rFonts w:ascii="Times New Roman" w:eastAsia="华文宋体" w:hAnsi="Times New Roman"/>
+          <w:b/>
+          <w:bCs/>
+        </w:rPr>
+        <w:t>1</w:t>
+      </w:r>
+      <w:r>
+        <w:rPr>
+          <w:rFonts w:ascii="Times New Roman" w:eastAsia="华文宋体" w:hAnsi="Times New Roman" w:hint="eastAsia"/>
+          <w:b/>
+          <w:bCs/>
+        </w:rPr>
+        <w:t xml:space="preserve"> </w:t>
+      </w:r>
+      <w:r>
+        <w:rPr>
+          <w:rFonts w:ascii="Times New Roman" w:eastAsia="华文宋体" w:hAnsi="Times New Roman" w:hint="eastAsia"/>
+          <w:b/>
+          <w:bCs/>
+        </w:rPr>
+        <w:t>数据准备页面</w:t>
+      </w:r>
+    </w:p>
+    <w:p>
+      <w:pPr>
+        <w:ind w:firstLine="567"/>
+        <w:rPr>
+          <w:rFonts w:ascii="Times New Roman" w:eastAsia="华文宋体" w:hAnsi="Times New Roman"/>
+          <w:sz w:val="28"/>
+          <w:szCs w:val="28"/>
+        </w:rPr>
+      </w:pPr>
+      <w:r>
+        <w:rPr>
+          <w:rFonts w:ascii="Times New Roman" w:eastAsia="华文宋体" w:hAnsi="Times New Roman" w:hint="eastAsia"/>
+          <w:sz w:val="28"/>
+          <w:szCs w:val="28"/>
+        </w:rPr>
+        <w:t>数据准备模块可通过“数据开始日期”和“数据结束日期”菜单设置数据预处理的时间范围，只有在该时间范围内的观测才能进入后续的数据预处理和模型训练。</w:t>
+      </w:r>
+      <w:r>
+        <w:rPr>
+          <w:rFonts w:ascii="Times New Roman" w:eastAsia="华文宋体" w:hAnsi="Times New Roman" w:hint="eastAsia"/>
+          <w:sz w:val="28"/>
+          <w:szCs w:val="28"/>
+        </w:rPr>
+        <w:t>当时间序列存在较多连续缺失值时将可</w:t>
+      </w:r>
+      <w:r>
+        <w:rPr>
+          <w:rFonts w:ascii="Times New Roman" w:eastAsia="华文宋体" w:hAnsi="Times New Roman" w:hint="eastAsia"/>
+          <w:sz w:val="28"/>
+          <w:szCs w:val="28"/>
+        </w:rPr>
+        <w:lastRenderedPageBreak/>
+        <w:t>能影响模型估计的效率并带来偏差，因此系统默认选择“移除存在过多连续缺失值的变量”，如果变量自第一个有观测期的日期开始，连续</w:t>
+      </w:r>
+      <w:r>
+        <w:rPr>
+          <w:rFonts w:ascii="Times New Roman" w:eastAsia="华文宋体" w:hAnsi="Times New Roman" w:hint="eastAsia"/>
+          <w:sz w:val="28"/>
+          <w:szCs w:val="28"/>
+        </w:rPr>
+        <w:t>1</w:t>
+      </w:r>
+      <w:r>
+        <w:rPr>
+          <w:rFonts w:ascii="Times New Roman" w:eastAsia="华文宋体" w:hAnsi="Times New Roman"/>
+          <w:sz w:val="28"/>
+          <w:szCs w:val="28"/>
+        </w:rPr>
+        <w:t>0</w:t>
+      </w:r>
+      <w:r>
+        <w:rPr>
+          <w:rFonts w:ascii="Times New Roman" w:eastAsia="华文宋体" w:hAnsi="Times New Roman" w:hint="eastAsia"/>
+          <w:sz w:val="28"/>
+          <w:szCs w:val="28"/>
+        </w:rPr>
+        <w:t>期均缺失观测，则预处理过程中将移除该变量。</w:t>
+      </w:r>
+    </w:p>
+    <w:p>
+      <w:pPr>
+        <w:ind w:firstLine="567"/>
+        <w:rPr>
+          <w:rFonts w:ascii="Times New Roman" w:eastAsia="华文宋体" w:hAnsi="Times New Roman"/>
+          <w:sz w:val="28"/>
+          <w:szCs w:val="28"/>
+        </w:rPr>
+      </w:pPr>
+      <w:r>
+        <w:rPr>
+          <w:rFonts w:ascii="Times New Roman" w:eastAsia="华文宋体" w:hAnsi="Times New Roman" w:hint="eastAsia"/>
+          <w:sz w:val="28"/>
+          <w:szCs w:val="28"/>
+        </w:rPr>
+        <w:t>用户可以通过</w:t>
+      </w:r>
+      <w:r>
+        <w:rPr>
+          <w:rFonts w:ascii="Times New Roman" w:eastAsia="华文宋体" w:hAnsi="Times New Roman" w:hint="eastAsia"/>
+          <w:sz w:val="28"/>
+          <w:szCs w:val="28"/>
+        </w:rPr>
+        <w:t>频率</w:t>
+      </w:r>
+      <w:r>
+        <w:rPr>
+          <w:rFonts w:ascii="Times New Roman" w:eastAsia="华文宋体" w:hAnsi="Times New Roman" w:hint="eastAsia"/>
+          <w:sz w:val="28"/>
+          <w:szCs w:val="28"/>
+        </w:rPr>
+        <w:t>选择框来选择目标变量的频率，例如</w:t>
+      </w:r>
+      <w:r>
+        <w:rPr>
+          <w:rFonts w:ascii="Times New Roman" w:eastAsia="华文宋体" w:hAnsi="Times New Roman" w:hint="eastAsia"/>
+          <w:sz w:val="28"/>
+          <w:szCs w:val="28"/>
+        </w:rPr>
+        <w:t>，</w:t>
+      </w:r>
+      <w:r>
+        <w:rPr>
+          <w:rFonts w:ascii="Times New Roman" w:eastAsia="华文宋体" w:hAnsi="Times New Roman" w:hint="eastAsia"/>
+          <w:sz w:val="28"/>
+          <w:szCs w:val="28"/>
+        </w:rPr>
+        <w:t>如果希望预测的是周度变量，那么选择目标频率为周度后，所有时间序列将转换为周频数据与之匹配。指标映射表名称一栏用于指定行业变量的映射关系存放表的名称，在经济数据库的“指标体系”表中定义了不同指标所属的行业属性。</w:t>
+      </w:r>
+    </w:p>
+    <w:p>
+      <w:pPr>
+        <w:pStyle w:val="3"/>
+        <w:rPr>
+          <w:rFonts w:ascii="楷体" w:eastAsia="楷体" w:hAnsi="楷体"/>
+          <w:sz w:val="28"/>
+          <w:szCs w:val="28"/>
+        </w:rPr>
+      </w:pPr>
+      <w:r>
+        <w:rPr>
+          <w:rFonts w:ascii="楷体" w:eastAsia="楷体" w:hAnsi="楷体"/>
+          <w:sz w:val="28"/>
+          <w:szCs w:val="28"/>
+        </w:rPr>
+        <w:t>4</w:t>
+      </w:r>
+      <w:r>
+        <w:rPr>
+          <w:rFonts w:ascii="楷体" w:eastAsia="楷体" w:hAnsi="楷体"/>
+          <w:sz w:val="28"/>
+          <w:szCs w:val="28"/>
+        </w:rPr>
+        <w:t>.</w:t>
+      </w:r>
+      <w:r>
+        <w:rPr>
+          <w:rFonts w:ascii="楷体" w:eastAsia="楷体" w:hAnsi="楷体"/>
+          <w:sz w:val="28"/>
+          <w:szCs w:val="28"/>
+        </w:rPr>
+        <w:t>1</w:t>
+      </w:r>
+      <w:r>
+        <w:rPr>
+          <w:rFonts w:ascii="楷体" w:eastAsia="楷体" w:hAnsi="楷体"/>
+          <w:sz w:val="28"/>
+          <w:szCs w:val="28"/>
+        </w:rPr>
+        <w:t>.</w:t>
+      </w:r>
+      <w:r>
+        <w:rPr>
+          <w:rFonts w:ascii="楷体" w:eastAsia="楷体" w:hAnsi="楷体"/>
+          <w:sz w:val="28"/>
+          <w:szCs w:val="28"/>
+        </w:rPr>
+        <w:t>2</w:t>
+      </w:r>
+      <w:r>
+        <w:rPr>
+          <w:rFonts w:ascii="楷体" w:eastAsia="楷体" w:hAnsi="楷体"/>
+          <w:sz w:val="28"/>
+          <w:szCs w:val="28"/>
+        </w:rPr>
+        <w:t xml:space="preserve"> </w:t>
+      </w:r>
+      <w:r>
+        <w:rPr>
+          <w:rFonts w:ascii="楷体" w:eastAsia="楷体" w:hAnsi="楷体" w:hint="eastAsia"/>
+          <w:sz w:val="28"/>
+          <w:szCs w:val="28"/>
+        </w:rPr>
+        <w:t>数据预处理</w:t>
+      </w:r>
+    </w:p>
+    <w:p>
+      <w:pPr>
+        <w:ind w:firstLine="567"/>
+        <w:rPr>
+          <w:rFonts w:ascii="Times New Roman" w:eastAsia="华文宋体" w:hAnsi="Times New Roman"/>
+          <w:sz w:val="28"/>
+          <w:szCs w:val="28"/>
+        </w:rPr>
+      </w:pPr>
+      <w:r>
+        <w:rPr>
+          <w:rFonts w:ascii="Times New Roman" w:eastAsia="华文宋体" w:hAnsi="Times New Roman" w:hint="eastAsia"/>
+          <w:sz w:val="28"/>
+          <w:szCs w:val="28"/>
+        </w:rPr>
+        <w:t>在完成设定后，点击开始预处理按钮即开始运行模型数据预处理程序</w:t>
+      </w:r>
+      <w:r>
+        <w:rPr>
+          <w:rFonts w:ascii="Times New Roman" w:eastAsia="华文宋体" w:hAnsi="Times New Roman" w:hint="eastAsia"/>
+          <w:sz w:val="28"/>
+          <w:szCs w:val="28"/>
+        </w:rPr>
+        <w:t>，数据预处理分为以下</w:t>
+      </w:r>
+      <w:r>
+        <w:rPr>
+          <w:rFonts w:ascii="Times New Roman" w:eastAsia="华文宋体" w:hAnsi="Times New Roman" w:hint="eastAsia"/>
+          <w:sz w:val="28"/>
+          <w:szCs w:val="28"/>
+        </w:rPr>
+        <w:t>五</w:t>
+      </w:r>
+      <w:r>
+        <w:rPr>
+          <w:rFonts w:ascii="Times New Roman" w:eastAsia="华文宋体" w:hAnsi="Times New Roman" w:hint="eastAsia"/>
+          <w:sz w:val="28"/>
+          <w:szCs w:val="28"/>
+        </w:rPr>
+        <w:t>个阶段：</w:t>
+      </w:r>
+    </w:p>
+    <w:p>
+      <w:pPr>
+        <w:ind w:firstLine="567"/>
+        <w:rPr>
+          <w:rFonts w:ascii="Times New Roman" w:eastAsia="华文宋体" w:hAnsi="Times New Roman"/>
+          <w:sz w:val="28"/>
+          <w:szCs w:val="28"/>
+        </w:rPr>
+      </w:pPr>
+      <w:r>
+        <w:rPr>
+          <w:rFonts w:ascii="Times New Roman" w:eastAsia="华文宋体" w:hAnsi="Times New Roman" w:hint="eastAsia"/>
+          <w:b/>
+          <w:bCs/>
+          <w:sz w:val="28"/>
+          <w:szCs w:val="28"/>
+        </w:rPr>
+        <w:t>阶段</w:t>
+      </w:r>
+      <w:r>
+        <w:rPr>
+          <w:rFonts w:ascii="Times New Roman" w:eastAsia="华文宋体" w:hAnsi="Times New Roman" w:hint="eastAsia"/>
+          <w:b/>
+          <w:bCs/>
+          <w:sz w:val="28"/>
+          <w:szCs w:val="28"/>
+        </w:rPr>
+        <w:t>1</w:t>
+      </w:r>
+      <w:r>
+        <w:rPr>
+          <w:rFonts w:ascii="Times New Roman" w:eastAsia="华文宋体" w:hAnsi="Times New Roman" w:hint="eastAsia"/>
+          <w:b/>
+          <w:bCs/>
+          <w:sz w:val="28"/>
+          <w:szCs w:val="28"/>
+        </w:rPr>
+        <w:t>：</w:t>
+      </w:r>
+      <w:r>
+        <w:rPr>
+          <w:rFonts w:ascii="Times New Roman" w:eastAsia="华文宋体" w:hAnsi="Times New Roman" w:hint="eastAsia"/>
+          <w:sz w:val="28"/>
+          <w:szCs w:val="28"/>
+        </w:rPr>
+        <w:t>读取上传的数据文件并保存为临时文件，从指标体系中的“二阶段目标”列识别目标变量的变量名，遍历所有工作表查找包含目标变量的数据表并对列名进行标准化（去除空格、特殊字符等）。</w:t>
+      </w:r>
+      <w:r>
+        <w:rPr>
+          <w:rFonts w:ascii="Times New Roman" w:eastAsia="华文宋体" w:hAnsi="Times New Roman" w:hint="eastAsia"/>
+          <w:sz w:val="28"/>
+          <w:szCs w:val="28"/>
+        </w:rPr>
+        <w:t>验证目标变量的频率是否为用户输入的目标变量频率。</w:t>
+      </w:r>
+    </w:p>
+    <w:p>
+      <w:pPr>
+        <w:ind w:firstLine="567"/>
+        <w:rPr>
+          <w:rFonts w:ascii="Times New Roman" w:eastAsia="华文宋体" w:hAnsi="Times New Roman"/>
+          <w:sz w:val="28"/>
+          <w:szCs w:val="28"/>
+        </w:rPr>
+      </w:pPr>
+      <w:r>
+        <w:rPr>
+          <w:rFonts w:ascii="Times New Roman" w:eastAsia="华文宋体" w:hAnsi="Times New Roman" w:hint="eastAsia"/>
+          <w:b/>
+          <w:bCs/>
+          <w:sz w:val="28"/>
+          <w:szCs w:val="28"/>
+        </w:rPr>
+        <w:t>阶段</w:t>
+      </w:r>
+      <w:r>
+        <w:rPr>
+          <w:rFonts w:ascii="Times New Roman" w:eastAsia="华文宋体" w:hAnsi="Times New Roman" w:hint="eastAsia"/>
+          <w:b/>
+          <w:bCs/>
+          <w:sz w:val="28"/>
+          <w:szCs w:val="28"/>
+        </w:rPr>
+        <w:t>2</w:t>
+      </w:r>
+      <w:r>
+        <w:rPr>
+          <w:rFonts w:ascii="Times New Roman" w:eastAsia="华文宋体" w:hAnsi="Times New Roman" w:hint="eastAsia"/>
+          <w:b/>
+          <w:bCs/>
+          <w:sz w:val="28"/>
+          <w:szCs w:val="28"/>
+        </w:rPr>
+        <w:t>：</w:t>
+      </w:r>
+      <w:r>
+        <w:rPr>
+          <w:rFonts w:ascii="Times New Roman" w:eastAsia="华文宋体" w:hAnsi="Times New Roman" w:hint="eastAsia"/>
+          <w:sz w:val="28"/>
+          <w:szCs w:val="28"/>
+        </w:rPr>
+        <w:t>加载除目标变量外的所有数据，并读取指标映射表指标名称以及映射列（类型、行业、一次估计、一阶段预测、一阶段目标、二阶段目标等），最后验证数据完整性。</w:t>
+      </w:r>
+    </w:p>
+    <w:p>
+      <w:pPr>
+        <w:ind w:firstLine="567"/>
+        <w:rPr>
+          <w:rFonts w:ascii="Times New Roman" w:eastAsia="华文宋体" w:hAnsi="Times New Roman"/>
+          <w:sz w:val="28"/>
+          <w:szCs w:val="28"/>
+        </w:rPr>
+      </w:pPr>
+      <w:r>
+        <w:rPr>
+          <w:rFonts w:ascii="Times New Roman" w:eastAsia="华文宋体" w:hAnsi="Times New Roman" w:hint="eastAsia"/>
+          <w:b/>
+          <w:bCs/>
+          <w:sz w:val="28"/>
+          <w:szCs w:val="28"/>
+        </w:rPr>
+        <w:t>阶段</w:t>
+      </w:r>
+      <w:r>
+        <w:rPr>
+          <w:rFonts w:ascii="Times New Roman" w:eastAsia="华文宋体" w:hAnsi="Times New Roman" w:hint="eastAsia"/>
+          <w:b/>
+          <w:bCs/>
+          <w:sz w:val="28"/>
+          <w:szCs w:val="28"/>
+        </w:rPr>
+        <w:t>3</w:t>
+      </w:r>
+      <w:r>
+        <w:rPr>
+          <w:rFonts w:ascii="Times New Roman" w:eastAsia="华文宋体" w:hAnsi="Times New Roman" w:hint="eastAsia"/>
+          <w:b/>
+          <w:bCs/>
+          <w:sz w:val="28"/>
+          <w:szCs w:val="28"/>
+        </w:rPr>
+        <w:t>：</w:t>
+      </w:r>
+      <w:r>
+        <w:rPr>
+          <w:rFonts w:ascii="Times New Roman" w:eastAsia="华文宋体" w:hAnsi="Times New Roman" w:hint="eastAsia"/>
+          <w:sz w:val="28"/>
+          <w:szCs w:val="28"/>
+        </w:rPr>
+        <w:t>按照目标频率对目标变量以及各预测变量进行数据对齐</w:t>
+      </w:r>
+      <w:r>
+        <w:rPr>
+          <w:rFonts w:ascii="Times New Roman" w:eastAsia="华文宋体" w:hAnsi="Times New Roman" w:hint="eastAsia"/>
+          <w:sz w:val="28"/>
+          <w:szCs w:val="28"/>
+        </w:rPr>
+        <w:t>。例如，当用户指定目标频率为周度（对齐到周五）时，日度数据将按周取平均值后对齐到周五，周度</w:t>
+      </w:r>
+      <w:r>
+        <w:rPr>
+          <w:rFonts w:ascii="Times New Roman" w:eastAsia="华文宋体" w:hAnsi="Times New Roman" w:hint="eastAsia"/>
+          <w:sz w:val="28"/>
+          <w:szCs w:val="28"/>
+        </w:rPr>
+        <w:t>、月度</w:t>
+      </w:r>
+      <w:r>
+        <w:rPr>
+          <w:rFonts w:ascii="Times New Roman" w:eastAsia="华文宋体" w:hAnsi="Times New Roman" w:hint="eastAsia"/>
+          <w:sz w:val="28"/>
+          <w:szCs w:val="28"/>
+        </w:rPr>
+        <w:t>数据（不论周几发布）均对齐</w:t>
+      </w:r>
+      <w:r>
+        <w:rPr>
+          <w:rFonts w:ascii="Times New Roman" w:eastAsia="华文宋体" w:hAnsi="Times New Roman" w:hint="eastAsia"/>
+          <w:sz w:val="28"/>
+          <w:szCs w:val="28"/>
+        </w:rPr>
+        <w:lastRenderedPageBreak/>
+        <w:t>到当周周五。</w:t>
+      </w:r>
+    </w:p>
+    <w:p>
+      <w:pPr>
+        <w:ind w:firstLine="567"/>
+        <w:rPr>
+          <w:rFonts w:ascii="Times New Roman" w:eastAsia="华文宋体" w:hAnsi="Times New Roman"/>
+          <w:sz w:val="28"/>
+          <w:szCs w:val="28"/>
+        </w:rPr>
+      </w:pPr>
+      <w:r>
+        <w:rPr>
+          <w:rFonts w:ascii="Times New Roman" w:eastAsia="华文宋体" w:hAnsi="Times New Roman" w:hint="eastAsia"/>
+          <w:b/>
+          <w:bCs/>
+          <w:sz w:val="28"/>
+          <w:szCs w:val="28"/>
+        </w:rPr>
+        <w:t>阶段</w:t>
+      </w:r>
+      <w:r>
+        <w:rPr>
+          <w:rFonts w:ascii="Times New Roman" w:eastAsia="华文宋体" w:hAnsi="Times New Roman" w:hint="eastAsia"/>
+          <w:b/>
+          <w:bCs/>
+          <w:sz w:val="28"/>
+          <w:szCs w:val="28"/>
+        </w:rPr>
+        <w:t>4</w:t>
+      </w:r>
+      <w:r>
+        <w:rPr>
+          <w:rFonts w:ascii="Times New Roman" w:eastAsia="华文宋体" w:hAnsi="Times New Roman" w:hint="eastAsia"/>
+          <w:b/>
+          <w:bCs/>
+          <w:sz w:val="28"/>
+          <w:szCs w:val="28"/>
+        </w:rPr>
+        <w:t>：</w:t>
+      </w:r>
+      <w:r>
+        <w:rPr>
+          <w:rFonts w:ascii="Times New Roman" w:eastAsia="华文宋体" w:hAnsi="Times New Roman" w:hint="eastAsia"/>
+          <w:sz w:val="28"/>
+          <w:szCs w:val="28"/>
+        </w:rPr>
+        <w:t>将</w:t>
+      </w:r>
+      <w:r>
+        <w:rPr>
+          <w:rFonts w:ascii="Times New Roman" w:eastAsia="华文宋体" w:hAnsi="Times New Roman" w:hint="eastAsia"/>
+          <w:sz w:val="28"/>
+          <w:szCs w:val="28"/>
+        </w:rPr>
+        <w:t>频率</w:t>
+      </w:r>
+      <w:r>
+        <w:rPr>
+          <w:rFonts w:ascii="Times New Roman" w:eastAsia="华文宋体" w:hAnsi="Times New Roman" w:hint="eastAsia"/>
+          <w:sz w:val="28"/>
+          <w:szCs w:val="28"/>
+        </w:rPr>
+        <w:t>对</w:t>
+      </w:r>
+      <w:r>
+        <w:rPr>
+          <w:rFonts w:ascii="Times New Roman" w:eastAsia="华文宋体" w:hAnsi="Times New Roman" w:hint="eastAsia"/>
+          <w:sz w:val="28"/>
+          <w:szCs w:val="28"/>
+        </w:rPr>
+        <w:t>齐后的变量合并到一张表中并去除重复列和冲突值，若用户勾选移除连续缺失值变量的选项，将进行缺失值检查和变量筛选。</w:t>
+      </w:r>
+    </w:p>
+    <w:p>
+      <w:pPr>
+        <w:ind w:firstLine="567"/>
+        <w:rPr>
+          <w:rFonts w:ascii="Times New Roman" w:eastAsia="华文宋体" w:hAnsi="Times New Roman"/>
+          <w:sz w:val="28"/>
+          <w:szCs w:val="28"/>
+        </w:rPr>
+      </w:pPr>
+      <w:r>
+        <w:rPr>
+          <w:rFonts w:ascii="Times New Roman" w:eastAsia="华文宋体" w:hAnsi="Times New Roman" w:hint="eastAsia"/>
+          <w:b/>
+          <w:bCs/>
+          <w:sz w:val="28"/>
+          <w:szCs w:val="28"/>
+        </w:rPr>
+        <w:t>阶段</w:t>
+      </w:r>
+      <w:r>
+        <w:rPr>
+          <w:rFonts w:ascii="Times New Roman" w:eastAsia="华文宋体" w:hAnsi="Times New Roman" w:hint="eastAsia"/>
+          <w:b/>
+          <w:bCs/>
+          <w:sz w:val="28"/>
+          <w:szCs w:val="28"/>
+        </w:rPr>
+        <w:t>5</w:t>
+      </w:r>
+      <w:r>
+        <w:rPr>
+          <w:rFonts w:ascii="Times New Roman" w:eastAsia="华文宋体" w:hAnsi="Times New Roman" w:hint="eastAsia"/>
+          <w:b/>
+          <w:bCs/>
+          <w:sz w:val="28"/>
+          <w:szCs w:val="28"/>
+        </w:rPr>
+        <w:t>：</w:t>
+      </w:r>
+      <w:r>
+        <w:rPr>
+          <w:rFonts w:ascii="Times New Roman" w:eastAsia="华文宋体" w:hAnsi="Times New Roman" w:hint="eastAsia"/>
+          <w:sz w:val="28"/>
+          <w:szCs w:val="28"/>
+        </w:rPr>
+        <w:t>系统将对所有</w:t>
+      </w:r>
+      <w:r>
+        <w:rPr>
+          <w:rFonts w:ascii="Times New Roman" w:eastAsia="华文宋体" w:hAnsi="Times New Roman" w:hint="eastAsia"/>
+          <w:sz w:val="28"/>
+          <w:szCs w:val="28"/>
+        </w:rPr>
+        <w:t>变量在</w:t>
+      </w:r>
+      <w:r>
+        <w:rPr>
+          <w:rFonts w:ascii="Times New Roman" w:eastAsia="华文宋体" w:hAnsi="Times New Roman" w:hint="eastAsia"/>
+          <w:sz w:val="28"/>
+          <w:szCs w:val="28"/>
+        </w:rPr>
+        <w:t>其</w:t>
+      </w:r>
+      <w:r>
+        <w:rPr>
+          <w:rFonts w:ascii="Times New Roman" w:eastAsia="华文宋体" w:hAnsi="Times New Roman" w:hint="eastAsia"/>
+          <w:sz w:val="28"/>
+          <w:szCs w:val="28"/>
+        </w:rPr>
+        <w:t>原始</w:t>
+      </w:r>
+      <w:r>
+        <w:rPr>
+          <w:rFonts w:ascii="Times New Roman" w:eastAsia="华文宋体" w:hAnsi="Times New Roman" w:hint="eastAsia"/>
+          <w:sz w:val="28"/>
+          <w:szCs w:val="28"/>
+        </w:rPr>
+        <w:t>频率</w:t>
+      </w:r>
+      <w:r>
+        <w:rPr>
+          <w:rFonts w:ascii="Times New Roman" w:eastAsia="华文宋体" w:hAnsi="Times New Roman" w:hint="eastAsia"/>
+          <w:sz w:val="28"/>
+          <w:szCs w:val="28"/>
+        </w:rPr>
+        <w:t>上进行平稳性检验，如不平稳则进行差分（最多进行两次差分），若仍不平稳则丢弃此变量。</w:t>
+      </w:r>
+    </w:p>
+    <w:p>
+      <w:pPr>
+        <w:ind w:firstLine="567"/>
+        <w:rPr>
+          <w:rFonts w:ascii="Times New Roman" w:eastAsia="华文宋体" w:hAnsi="Times New Roman"/>
+          <w:sz w:val="28"/>
+          <w:szCs w:val="28"/>
+        </w:rPr>
+      </w:pPr>
+      <w:r>
+        <w:rPr>
+          <w:rFonts w:ascii="Times New Roman" w:eastAsia="华文宋体" w:hAnsi="Times New Roman" w:hint="eastAsia"/>
+          <w:b/>
+          <w:bCs/>
+          <w:sz w:val="28"/>
+          <w:szCs w:val="28"/>
+        </w:rPr>
+        <w:t>阶段</w:t>
+      </w:r>
+      <w:r>
+        <w:rPr>
+          <w:rFonts w:ascii="Times New Roman" w:eastAsia="华文宋体" w:hAnsi="Times New Roman" w:hint="eastAsia"/>
+          <w:b/>
+          <w:bCs/>
+          <w:sz w:val="28"/>
+          <w:szCs w:val="28"/>
+        </w:rPr>
+        <w:t>6</w:t>
+      </w:r>
+      <w:r>
+        <w:rPr>
+          <w:rFonts w:ascii="Times New Roman" w:eastAsia="华文宋体" w:hAnsi="Times New Roman" w:hint="eastAsia"/>
+          <w:b/>
+          <w:bCs/>
+          <w:sz w:val="28"/>
+          <w:szCs w:val="28"/>
+        </w:rPr>
+        <w:t>：</w:t>
+      </w:r>
+      <w:r>
+        <w:rPr>
+          <w:rFonts w:ascii="Times New Roman" w:eastAsia="华文宋体" w:hAnsi="Times New Roman" w:hint="eastAsia"/>
+          <w:sz w:val="28"/>
+          <w:szCs w:val="28"/>
+        </w:rPr>
+        <w:t>生成数据预处理报告，统计处理时间、数据形状和变量映射并提供下载文件。</w:t>
+      </w:r>
+    </w:p>
+    <w:p>
+      <w:pPr>
+        <w:ind w:firstLine="567"/>
+        <w:rPr>
+          <w:rFonts w:ascii="Times New Roman" w:eastAsia="华文宋体" w:hAnsi="Times New Roman"/>
+          <w:sz w:val="28"/>
+          <w:szCs w:val="28"/>
+        </w:rPr>
+      </w:pPr>
+      <w:r>
+        <w:rPr>
+          <w:rFonts w:ascii="Times New Roman" w:eastAsia="华文宋体" w:hAnsi="Times New Roman" w:hint="eastAsia"/>
+          <w:sz w:val="28"/>
+          <w:szCs w:val="28"/>
+        </w:rPr>
+        <w:t>预处理完成后将显示处理过程中因不符合标准而移除的变量以及原因</w:t>
+      </w:r>
+      <w:r>
+        <w:rPr>
+          <w:rFonts w:ascii="Times New Roman" w:eastAsia="华文宋体" w:hAnsi="Times New Roman" w:hint="eastAsia"/>
+          <w:sz w:val="28"/>
+          <w:szCs w:val="28"/>
+        </w:rPr>
+        <w:t>。</w:t>
+      </w:r>
+      <w:r>
+        <w:rPr>
+          <w:rFonts w:ascii="Times New Roman" w:eastAsia="华文宋体" w:hAnsi="Times New Roman" w:hint="eastAsia"/>
+          <w:sz w:val="28"/>
+          <w:szCs w:val="28"/>
+        </w:rPr>
+        <w:t>如图</w:t>
+      </w:r>
+      <w:r>
+        <w:rPr>
+          <w:rFonts w:ascii="Times New Roman" w:eastAsia="华文宋体" w:hAnsi="Times New Roman" w:hint="eastAsia"/>
+          <w:sz w:val="28"/>
+          <w:szCs w:val="28"/>
+        </w:rPr>
+        <w:t>4</w:t>
+      </w:r>
+      <w:r>
+        <w:rPr>
+          <w:rFonts w:ascii="Times New Roman" w:eastAsia="华文宋体" w:hAnsi="Times New Roman"/>
+          <w:sz w:val="28"/>
+          <w:szCs w:val="28"/>
+        </w:rPr>
+        <w:t>.1.2</w:t>
+      </w:r>
+      <w:r>
+        <w:rPr>
+          <w:rFonts w:ascii="Times New Roman" w:eastAsia="华文宋体" w:hAnsi="Times New Roman" w:hint="eastAsia"/>
+          <w:sz w:val="28"/>
+          <w:szCs w:val="28"/>
+        </w:rPr>
+        <w:t>所示，数据质量检查中剔除了存在连续</w:t>
+      </w:r>
+      <w:r>
+        <w:rPr>
+          <w:rFonts w:ascii="Times New Roman" w:eastAsia="华文宋体" w:hAnsi="Times New Roman" w:hint="eastAsia"/>
+          <w:sz w:val="28"/>
+          <w:szCs w:val="28"/>
+        </w:rPr>
+        <w:t>1</w:t>
+      </w:r>
+      <w:r>
+        <w:rPr>
+          <w:rFonts w:ascii="Times New Roman" w:eastAsia="华文宋体" w:hAnsi="Times New Roman"/>
+          <w:sz w:val="28"/>
+          <w:szCs w:val="28"/>
+        </w:rPr>
+        <w:t>0</w:t>
+      </w:r>
+      <w:r>
+        <w:rPr>
+          <w:rFonts w:ascii="Times New Roman" w:eastAsia="华文宋体" w:hAnsi="Times New Roman" w:hint="eastAsia"/>
+          <w:sz w:val="28"/>
+          <w:szCs w:val="28"/>
+        </w:rPr>
+        <w:t>期缺失值的五个变量，清理后的数据表有</w:t>
+      </w:r>
+      <w:r>
+        <w:rPr>
+          <w:rFonts w:ascii="Times New Roman" w:eastAsia="华文宋体" w:hAnsi="Times New Roman" w:hint="eastAsia"/>
+          <w:sz w:val="28"/>
+          <w:szCs w:val="28"/>
+        </w:rPr>
+        <w:t>3</w:t>
+      </w:r>
+      <w:r>
+        <w:rPr>
+          <w:rFonts w:ascii="Times New Roman" w:eastAsia="华文宋体" w:hAnsi="Times New Roman"/>
+          <w:sz w:val="28"/>
+          <w:szCs w:val="28"/>
+        </w:rPr>
+        <w:t>06</w:t>
+      </w:r>
+      <w:r>
+        <w:rPr>
+          <w:rFonts w:ascii="Times New Roman" w:eastAsia="华文宋体" w:hAnsi="Times New Roman" w:hint="eastAsia"/>
+          <w:sz w:val="28"/>
+          <w:szCs w:val="28"/>
+        </w:rPr>
+        <w:t>行和</w:t>
+      </w:r>
+      <w:r>
+        <w:rPr>
+          <w:rFonts w:ascii="Times New Roman" w:eastAsia="华文宋体" w:hAnsi="Times New Roman" w:hint="eastAsia"/>
+          <w:sz w:val="28"/>
+          <w:szCs w:val="28"/>
+        </w:rPr>
+        <w:t>1</w:t>
+      </w:r>
+      <w:r>
+        <w:rPr>
+          <w:rFonts w:ascii="Times New Roman" w:eastAsia="华文宋体" w:hAnsi="Times New Roman"/>
+          <w:sz w:val="28"/>
+          <w:szCs w:val="28"/>
+        </w:rPr>
+        <w:t>21</w:t>
+      </w:r>
+      <w:r>
+        <w:rPr>
+          <w:rFonts w:ascii="Times New Roman" w:eastAsia="华文宋体" w:hAnsi="Times New Roman" w:hint="eastAsia"/>
+          <w:sz w:val="28"/>
+          <w:szCs w:val="28"/>
+        </w:rPr>
+        <w:t>列</w:t>
+      </w:r>
+      <w:r>
+        <w:rPr>
+          <w:rFonts w:ascii="Times New Roman" w:eastAsia="华文宋体" w:hAnsi="Times New Roman" w:hint="eastAsia"/>
+          <w:sz w:val="28"/>
+          <w:szCs w:val="28"/>
+        </w:rPr>
+        <w:t>，用户</w:t>
+      </w:r>
+      <w:r>
+        <w:rPr>
+          <w:rFonts w:ascii="Times New Roman" w:eastAsia="华文宋体" w:hAnsi="Times New Roman" w:hint="eastAsia"/>
+          <w:sz w:val="28"/>
+          <w:szCs w:val="28"/>
+        </w:rPr>
+        <w:t>需要</w:t>
+      </w:r>
+      <w:r>
+        <w:rPr>
+          <w:rFonts w:ascii="Times New Roman" w:eastAsia="华文宋体" w:hAnsi="Times New Roman" w:hint="eastAsia"/>
+          <w:sz w:val="28"/>
+          <w:szCs w:val="28"/>
+        </w:rPr>
+        <w:t>下载处理后的数据文件和指标映射文件</w:t>
+      </w:r>
+      <w:r>
+        <w:rPr>
+          <w:rFonts w:ascii="Times New Roman" w:eastAsia="华文宋体" w:hAnsi="Times New Roman" w:hint="eastAsia"/>
+          <w:sz w:val="28"/>
+          <w:szCs w:val="28"/>
+        </w:rPr>
+        <w:t>并用于在模型训练功能中上传。</w:t>
+      </w:r>
+    </w:p>
+    <w:p>
+      <w:pPr>
+        <w:rPr>
+          <w:rFonts w:ascii="Times New Roman" w:eastAsia="华文宋体" w:hAnsi="Times New Roman"/>
+          <w:sz w:val="28"/>
+          <w:szCs w:val="28"/>
+        </w:rPr>
+      </w:pPr>
+      <w:r>
+        <w:rPr>
+          <w:noProof/>
+          <w14:ligatures w14:val="none"/>
+        </w:rPr>
+        <w:drawing>
+          <wp:inline distT="0" distB="0" distL="0" distR="0" wp14:anchorId="510C5301" wp14:editId="1EF2763E">
+            <wp:extent cx="5274310" cy="2251710"/>
+            <wp:effectExtent l="0" t="0" r="2540" b="0"/>
+            <wp:docPr id="10" name="图片 10"/>
+            <wp:cNvGraphicFramePr>
+              <a:graphicFrameLocks xmlns:a="http://schemas.openxmlformats.org/drawingml/2006/main" noChangeAspect="1"/>
+            </wp:cNvGraphicFramePr>
+            <a:graphic xmlns:a="http://schemas.openxmlformats.org/drawingml/2006/main">
+              <a:graphicData uri="http://schemas.openxmlformats.org/drawingml/2006/picture">
+                <pic:pic xmlns:pic="http://schemas.openxmlformats.org/drawingml/2006/picture">
+                  <pic:nvPicPr>
+                    <pic:cNvPr id="1" name=""/>
+                    <pic:cNvPicPr/>
+                  </pic:nvPicPr>
+                  <pic:blipFill>
+                    <a:blip r:embed="rId34"/>
+                    <a:stretch>
+                      <a:fillRect/>
+                    </a:stretch>
+                  </pic:blipFill>
+                  <pic:spPr>
+                    <a:xfrm>
+                      <a:off x="0" y="0"/>
+                      <a:ext cx="5274310" cy="2251710"/>
+                    </a:xfrm>
+                    <a:prstGeom prst="rect">
+                      <a:avLst/>
+                    </a:prstGeom>
+                  </pic:spPr>
+                </pic:pic>
+              </a:graphicData>
+            </a:graphic>
+          </wp:inline>
+        </w:drawing>
+      </w:r>
+    </w:p>
+    <w:p>
+      <w:pPr>
+        <w:jc w:val="center"/>
+        <w:rPr>
+          <w:rFonts w:ascii="Times New Roman" w:eastAsia="华文宋体" w:hAnsi="Times New Roman"/>
+          <w:b/>
+          <w:bCs/>
+        </w:rPr>
+      </w:pPr>
+      <w:r>
+        <w:rPr>
+          <w:rFonts w:ascii="Times New Roman" w:eastAsia="华文宋体" w:hAnsi="Times New Roman" w:hint="eastAsia"/>
+          <w:b/>
+          <w:bCs/>
+        </w:rPr>
+        <w:t>图</w:t>
+      </w:r>
+      <w:r>
+        <w:rPr>
+          <w:rFonts w:ascii="Times New Roman" w:eastAsia="华文宋体" w:hAnsi="Times New Roman"/>
+          <w:b/>
+          <w:bCs/>
+        </w:rPr>
+        <w:t>4</w:t>
+      </w:r>
+      <w:r>
+        <w:rPr>
+          <w:rFonts w:ascii="Times New Roman" w:eastAsia="华文宋体" w:hAnsi="Times New Roman"/>
+          <w:b/>
+          <w:bCs/>
+        </w:rPr>
+        <w:t>.</w:t>
+      </w:r>
+      <w:r>
+        <w:rPr>
+          <w:rFonts w:ascii="Times New Roman" w:eastAsia="华文宋体" w:hAnsi="Times New Roman"/>
+          <w:b/>
+          <w:bCs/>
+        </w:rPr>
+        <w:t>1</w:t>
+      </w:r>
+      <w:r>
+        <w:rPr>
+          <w:rFonts w:ascii="Times New Roman" w:eastAsia="华文宋体" w:hAnsi="Times New Roman"/>
+          <w:b/>
+          <w:bCs/>
+        </w:rPr>
+        <w:t>.</w:t>
+      </w:r>
+      <w:r>
+        <w:rPr>
+          <w:rFonts w:ascii="Times New Roman" w:eastAsia="华文宋体" w:hAnsi="Times New Roman"/>
+          <w:b/>
+          <w:bCs/>
+        </w:rPr>
+        <w:t>2</w:t>
+      </w:r>
+      <w:r>
+        <w:rPr>
+          <w:rFonts w:ascii="Times New Roman" w:eastAsia="华文宋体" w:hAnsi="Times New Roman" w:hint="eastAsia"/>
+          <w:b/>
+          <w:bCs/>
+        </w:rPr>
+        <w:t xml:space="preserve"> </w:t>
+      </w:r>
+      <w:r>
+        <w:rPr>
+          <w:rFonts w:ascii="Times New Roman" w:eastAsia="华文宋体" w:hAnsi="Times New Roman" w:hint="eastAsia"/>
+          <w:b/>
+          <w:bCs/>
+        </w:rPr>
+        <w:t>数据预处理结果</w:t>
+      </w:r>
+    </w:p>
+    <w:p>
+      <w:pPr>
+        <w:rPr>
+          <w:rFonts w:ascii="Times New Roman" w:eastAsia="华文宋体" w:hAnsi="Times New Roman"/>
+          <w:b/>
+          <w:bCs/>
+        </w:rPr>
+      </w:pPr>
+    </w:p>
+    <w:p>
+      <w:pPr>
+        <w:rPr>
+          <w:rFonts w:ascii="Times New Roman" w:eastAsia="华文宋体" w:hAnsi="Times New Roman"/>
+          <w:b/>
+          <w:bCs/>
+        </w:rPr>
+      </w:pPr>
+    </w:p>
+    <w:p>
+      <w:pPr>
+        <w:rPr>
+          <w:rFonts w:ascii="Times New Roman" w:eastAsia="华文宋体" w:hAnsi="Times New Roman"/>
+          <w:b/>
+          <w:bCs/>
+        </w:rPr>
+      </w:pPr>
+    </w:p>
+    <w:p>
+      <w:pPr>
+        <w:rPr>
+          <w:rFonts w:ascii="Times New Roman" w:eastAsia="华文宋体" w:hAnsi="Times New Roman"/>
+          <w:b/>
+          <w:bCs/>
+        </w:rPr>
+      </w:pPr>
+    </w:p>
+    <w:p>
+      <w:pPr>
+        <w:rPr>
+          <w:rFonts w:ascii="Times New Roman" w:eastAsia="华文宋体" w:hAnsi="Times New Roman"/>
+          <w:sz w:val="28"/>
+          <w:szCs w:val="28"/>
+        </w:rPr>
+      </w:pPr>
+    </w:p>
+    <w:p>
+      <w:pPr>
+        <w:pStyle w:val="2"/>
+        <w:rPr>
+          <w:rFonts w:ascii="Times New Roman" w:eastAsia="楷体" w:hAnsi="Times New Roman"/>
+        </w:rPr>
+      </w:pPr>
+      <w:r>
+        <w:rPr>
+          <w:rFonts w:ascii="Times New Roman" w:eastAsia="楷体" w:hAnsi="Times New Roman"/>
+        </w:rPr>
+        <w:lastRenderedPageBreak/>
+        <w:t>4</w:t>
+      </w:r>
+      <w:r>
+        <w:rPr>
+          <w:rFonts w:ascii="Times New Roman" w:eastAsia="楷体" w:hAnsi="Times New Roman"/>
+        </w:rPr>
+        <w:t>.</w:t>
+      </w:r>
+      <w:r>
+        <w:rPr>
+          <w:rFonts w:ascii="Times New Roman" w:eastAsia="楷体" w:hAnsi="Times New Roman"/>
+        </w:rPr>
+        <w:t>2</w:t>
+      </w:r>
+      <w:r>
+        <w:rPr>
+          <w:rFonts w:ascii="Times New Roman" w:eastAsia="楷体" w:hAnsi="Times New Roman"/>
+        </w:rPr>
+        <w:t xml:space="preserve"> </w:t>
+      </w:r>
+      <w:r>
+        <w:rPr>
+          <w:rFonts w:ascii="Times New Roman" w:eastAsia="楷体" w:hAnsi="Times New Roman" w:hint="eastAsia"/>
+        </w:rPr>
+        <w:t>模型训练（专业版功能）</w:t>
+      </w:r>
+    </w:p>
+    <w:p>
+      <w:pPr>
+        <w:rPr>
+          <w:rFonts w:ascii="Times New Roman" w:eastAsia="华文宋体" w:hAnsi="Times New Roman"/>
+          <w:sz w:val="28"/>
+          <w:szCs w:val="28"/>
+        </w:rPr>
+      </w:pPr>
+      <w:r>
+        <w:rPr>
+          <w:rFonts w:ascii="Times New Roman" w:eastAsia="华文宋体" w:hAnsi="Times New Roman"/>
+          <w:sz w:val="28"/>
+          <w:szCs w:val="28"/>
+        </w:rPr>
+        <w:t xml:space="preserve">    </w:t>
+      </w:r>
     </w:p>
     <w:sectPr>
       <w:pgSz w:w="11906" w:h="16838"/>
@@ -11447,65 +11859,43 @@
         <w:rPr>
           <w:rFonts w:ascii="华文宋体" w:eastAsia="华文宋体" w:hAnsi="华文宋体" w:hint="eastAsia"/>
         </w:rPr>
-        <w:t>数据的时间范围定义为该指标第一次出现有效值和最后一次出现有效值的时间范围。有效值为真实有效的观测个数，</w:t>
-      </w:r>
-      <w:proofErr w:type="gramStart"/>
+        <w:t>数据的时间范围定义为该指标第一次出现有效值和最后一次出现有效值的时间范围。有效值为真实有效的观测个数，缺失率</w:t>
+      </w:r>
+      <w:r>
+        <w:rPr>
+          <w:rFonts w:ascii="华文宋体" w:eastAsia="华文宋体" w:hAnsi="华文宋体"/>
+        </w:rPr>
+        <w:t>=真实有效观测个数/时间范围理论存在的观测个数</w:t>
+      </w:r>
       <w:r>
         <w:rPr>
           <w:rFonts w:ascii="华文宋体" w:eastAsia="华文宋体" w:hAnsi="华文宋体" w:hint="eastAsia"/>
         </w:rPr>
-        <w:t>缺失率</w:t>
-      </w:r>
-      <w:proofErr w:type="gramEnd"/>
+        <w:t>。例如，一个周度指标某年理论应存在5</w:t>
+      </w:r>
       <w:r>
         <w:rPr>
           <w:rFonts w:ascii="华文宋体" w:eastAsia="华文宋体" w:hAnsi="华文宋体"/>
         </w:rPr>
-        <w:t>=真实有效观测个数/时间范围理论存在的观测个数</w:t>
+        <w:t>2</w:t>
       </w:r>
       <w:r>
         <w:rPr>
           <w:rFonts w:ascii="华文宋体" w:eastAsia="华文宋体" w:hAnsi="华文宋体" w:hint="eastAsia"/>
         </w:rPr>
-        <w:t>。例如，一个周度指标某年理论应存在5</w:t>
+        <w:t>个观测，但实际只发布了4</w:t>
       </w:r>
       <w:r>
         <w:rPr>
           <w:rFonts w:ascii="华文宋体" w:eastAsia="华文宋体" w:hAnsi="华文宋体"/>
         </w:rPr>
-        <w:t>2</w:t>
+        <w:t>0</w:t>
       </w:r>
       <w:r>
         <w:rPr>
           <w:rFonts w:ascii="华文宋体" w:eastAsia="华文宋体" w:hAnsi="华文宋体" w:hint="eastAsia"/>
         </w:rPr>
-        <w:t>个观测，但实际只发布了4</w:t>
-      </w:r>
-      <w:r>
-        <w:rPr>
-          <w:rFonts w:ascii="华文宋体" w:eastAsia="华文宋体" w:hAnsi="华文宋体"/>
-        </w:rPr>
-        <w:t>0</w:t>
-      </w:r>
-      <w:r>
-        <w:rPr>
-          <w:rFonts w:ascii="华文宋体" w:eastAsia="华文宋体" w:hAnsi="华文宋体" w:hint="eastAsia"/>
-        </w:rPr>
-        <w:t>个，那么</w:t>
-      </w:r>
-      <w:proofErr w:type="gramStart"/>
-      <w:r>
-        <w:rPr>
-          <w:rFonts w:ascii="华文宋体" w:eastAsia="华文宋体" w:hAnsi="华文宋体" w:hint="eastAsia"/>
-        </w:rPr>
-        <w:t>缺失率</w:t>
-      </w:r>
-      <w:proofErr w:type="gramEnd"/>
-      <w:r>
-        <w:rPr>
-          <w:rFonts w:ascii="华文宋体" w:eastAsia="华文宋体" w:hAnsi="华文宋体" w:hint="eastAsia"/>
-        </w:rPr>
-        <w:t>为</w:t>
+        <w:t>个，那么缺失率为</w:t>
       </w:r>
       <w:r>
         <w:rPr>
@@ -11655,59 +12045,23 @@
         </w:rPr>
         <w:t>当月</w:t>
       </w:r>
-      <w:proofErr w:type="gramStart"/>
       <w:r>
         <w:rPr>
           <w:rFonts w:ascii="华文宋体" w:eastAsia="华文宋体" w:hAnsi="华文宋体" w:hint="eastAsia"/>
         </w:rPr>
-        <w:t>拉动率</w:t>
-      </w:r>
-      <w:proofErr w:type="gramEnd"/>
+        <w:t>拉动率之和等于</w:t>
+      </w:r>
       <w:r>
         <w:rPr>
           <w:rFonts w:ascii="华文宋体" w:eastAsia="华文宋体" w:hAnsi="华文宋体" w:hint="eastAsia"/>
         </w:rPr>
-        <w:t>之和等于</w:t>
+        <w:t>当月</w:t>
       </w:r>
       <w:r>
         <w:rPr>
           <w:rFonts w:ascii="华文宋体" w:eastAsia="华文宋体" w:hAnsi="华文宋体" w:hint="eastAsia"/>
         </w:rPr>
-        <w:t>当月</w:t>
-      </w:r>
-      <w:r>
-        <w:rPr>
-          <w:rFonts w:ascii="华文宋体" w:eastAsia="华文宋体" w:hAnsi="华文宋体" w:hint="eastAsia"/>
-        </w:rPr>
-        <w:t>工业增加值增长率，计算</w:t>
-      </w:r>
-      <w:proofErr w:type="gramStart"/>
-      <w:r>
-        <w:rPr>
-          <w:rFonts w:ascii="华文宋体" w:eastAsia="华文宋体" w:hAnsi="华文宋体" w:hint="eastAsia"/>
-        </w:rPr>
-        <w:t>拉动率</w:t>
-      </w:r>
-      <w:proofErr w:type="gramEnd"/>
-      <w:r>
-        <w:rPr>
-          <w:rFonts w:ascii="华文宋体" w:eastAsia="华文宋体" w:hAnsi="华文宋体" w:hint="eastAsia"/>
-        </w:rPr>
-        <w:t>有助于分析</w:t>
-      </w:r>
-      <w:proofErr w:type="gramStart"/>
-      <w:r>
-        <w:rPr>
-          <w:rFonts w:ascii="华文宋体" w:eastAsia="华文宋体" w:hAnsi="华文宋体" w:hint="eastAsia"/>
-        </w:rPr>
-        <w:t>哪个或</w:t>
-      </w:r>
-      <w:proofErr w:type="gramEnd"/>
-      <w:r>
-        <w:rPr>
-          <w:rFonts w:ascii="华文宋体" w:eastAsia="华文宋体" w:hAnsi="华文宋体" w:hint="eastAsia"/>
-        </w:rPr>
-        <w:t>哪些行业对工业增长的贡献大小。</w:t>
+        <w:t>工业增加值增长率，计算拉动率有助于分析哪个或哪些行业对工业增长的贡献大小。</w:t>
       </w:r>
     </w:p>
   </w:footnote>
@@ -11756,21 +12110,7 @@
         <w:rPr>
           <w:rFonts w:ascii="华文宋体" w:eastAsia="华文宋体" w:hAnsi="华文宋体" w:hint="eastAsia"/>
         </w:rPr>
-        <w:t>的行业归为高出口依赖行业，</w:t>
-      </w:r>
-      <w:proofErr w:type="gramStart"/>
-      <w:r>
-        <w:rPr>
-          <w:rFonts w:ascii="华文宋体" w:eastAsia="华文宋体" w:hAnsi="华文宋体" w:hint="eastAsia"/>
-        </w:rPr>
-        <w:t>其余行业</w:t>
-      </w:r>
-      <w:proofErr w:type="gramEnd"/>
-      <w:r>
-        <w:rPr>
-          <w:rFonts w:ascii="华文宋体" w:eastAsia="华文宋体" w:hAnsi="华文宋体" w:hint="eastAsia"/>
-        </w:rPr>
-        <w:t>为低出口依赖行业。</w:t>
+        <w:t>的行业归为高出口依赖行业，其余行业为低出口依赖行业。</w:t>
       </w:r>
     </w:p>
   </w:footnote>
@@ -11778,9 +12118,6 @@
     <w:p>
       <w:pPr>
         <w:pStyle w:val="a3"/>
-        <w:rPr>
-          <w:rFonts w:hint="eastAsia"/>
-        </w:rPr>
       </w:pPr>
       <w:r>
         <w:rPr>
@@ -11799,6 +12136,31 @@
           <w:rFonts w:ascii="华文宋体" w:eastAsia="华文宋体" w:hAnsi="华文宋体" w:hint="eastAsia"/>
         </w:rPr>
         <w:t>有时也称为净资产回报率。</w:t>
+      </w:r>
+    </w:p>
+  </w:footnote>
+  <w:footnote w:id="6">
+    <w:p>
+      <w:pPr>
+        <w:pStyle w:val="a3"/>
+      </w:pPr>
+      <w:r>
+        <w:rPr>
+          <w:rFonts w:ascii="华文宋体" w:eastAsia="华文宋体" w:hAnsi="华文宋体"/>
+        </w:rPr>
+        <w:footnoteRef/>
+      </w:r>
+      <w:r>
+        <w:rPr>
+          <w:rFonts w:ascii="华文宋体" w:eastAsia="华文宋体" w:hAnsi="华文宋体"/>
+        </w:rPr>
+        <w:t xml:space="preserve"> </w:t>
+      </w:r>
+      <w:r>
+        <w:rPr>
+          <w:rFonts w:ascii="华文宋体" w:eastAsia="华文宋体" w:hAnsi="华文宋体" w:hint="eastAsia"/>
+        </w:rPr>
+        <w:t>由于篇幅所限，手册中不再详细展开动态因子模型的原理和技术细节，详情可参阅相关技术文档。</w:t>
       </w:r>
     </w:p>
   </w:footnote>
